--- a/docs/Jacobs-Industries-Supply-Chain-Report.docx
+++ b/docs/Jacobs-Industries-Supply-Chain-Report.docx
@@ -4,25 +4,24 @@
   <w:body>
     <w:p>
       <w:pPr>
-        <w:pStyle w:val="Heading1"/>
+        <w:spacing w:line="240" w:lineRule="auto"/>
         <w:jc w:val="center"/>
         <w:rPr>
-          <w:rFonts w:cstheme="majorHAnsi"/>
-          <w:sz w:val="24"/>
-          <w:szCs w:val="24"/>
+          <w:b/>
+          <w:bCs/>
         </w:rPr>
       </w:pPr>
       <w:r>
         <w:rPr>
-          <w:rFonts w:cstheme="majorHAnsi"/>
-          <w:sz w:val="24"/>
-          <w:szCs w:val="24"/>
+          <w:b/>
+          <w:bCs/>
         </w:rPr>
         <w:t>Jacobs Industries</w:t>
       </w:r>
     </w:p>
     <w:p>
       <w:pPr>
+        <w:spacing w:line="240" w:lineRule="auto"/>
         <w:jc w:val="center"/>
         <w:rPr>
           <w:rFonts w:asciiTheme="majorHAnsi" w:hAnsiTheme="majorHAnsi" w:cstheme="majorHAnsi"/>
@@ -99,128 +98,113 @@
           <w:szCs w:val="24"/>
         </w:rPr>
         <w:t xml:space="preserve"> Business Report</w:t>
+      </w:r>
+    </w:p>
+    <w:p>
+      <w:pPr>
+        <w:pStyle w:val="Heading1"/>
+        <w:spacing w:line="240" w:lineRule="auto"/>
+      </w:pPr>
+      <w:r>
+        <w:t>1. Executive Summary</w:t>
+      </w:r>
+    </w:p>
+    <w:p>
+      <w:pPr>
+        <w:spacing w:line="240" w:lineRule="auto"/>
+        <w:rPr>
+          <w:rFonts w:asciiTheme="majorHAnsi" w:hAnsiTheme="majorHAnsi" w:cstheme="majorHAnsi"/>
+          <w:sz w:val="24"/>
+          <w:szCs w:val="24"/>
+        </w:rPr>
+      </w:pPr>
+      <w:r>
+        <w:rPr>
+          <w:rFonts w:asciiTheme="majorHAnsi" w:hAnsiTheme="majorHAnsi" w:cstheme="majorHAnsi"/>
+          <w:sz w:val="24"/>
+          <w:szCs w:val="24"/>
+        </w:rPr>
+        <w:t xml:space="preserve">Jacobs Industries manufactures an industrial insulating foam chemical. Today the product is sold in only one region, Calopeia, through a single factory and a single warehouse, with every customer order fulfilled by mail. Four additional regional markets </w:t>
+      </w:r>
+      <w:r>
+        <w:rPr>
+          <w:rFonts w:asciiTheme="majorHAnsi" w:hAnsiTheme="majorHAnsi" w:cstheme="majorHAnsi"/>
+          <w:sz w:val="24"/>
+          <w:szCs w:val="24"/>
+        </w:rPr>
+        <w:t>-</w:t>
+      </w:r>
+      <w:r>
+        <w:rPr>
+          <w:rFonts w:asciiTheme="majorHAnsi" w:hAnsiTheme="majorHAnsi" w:cstheme="majorHAnsi"/>
+          <w:sz w:val="24"/>
+          <w:szCs w:val="24"/>
+        </w:rPr>
+        <w:t xml:space="preserve"> Sorange, Tyran, Fardo, and Entworpe </w:t>
+      </w:r>
+      <w:r>
+        <w:rPr>
+          <w:rFonts w:asciiTheme="majorHAnsi" w:hAnsiTheme="majorHAnsi" w:cstheme="majorHAnsi"/>
+          <w:sz w:val="24"/>
+          <w:szCs w:val="24"/>
+        </w:rPr>
+        <w:t>-</w:t>
+      </w:r>
+      <w:r>
+        <w:rPr>
+          <w:rFonts w:asciiTheme="majorHAnsi" w:hAnsiTheme="majorHAnsi" w:cstheme="majorHAnsi"/>
+          <w:sz w:val="24"/>
+          <w:szCs w:val="24"/>
+        </w:rPr>
+        <w:t xml:space="preserve"> have known, measurable demand but are not yet served by any dedicated local infrastructure. A competing technology will make this entire product line obsolete on a fixed date (day 1,460 of the planning horizon, with demand decaying to zero over the final 30 days). The business objective is to maximize cash generated before that date.</w:t>
+      </w:r>
+    </w:p>
+    <w:p>
+      <w:pPr>
+        <w:spacing w:line="240" w:lineRule="auto"/>
+        <w:rPr>
+          <w:rFonts w:asciiTheme="majorHAnsi" w:hAnsiTheme="majorHAnsi" w:cstheme="majorHAnsi"/>
+          <w:sz w:val="24"/>
+          <w:szCs w:val="24"/>
+        </w:rPr>
+      </w:pPr>
+      <w:r>
+        <w:rPr>
+          <w:rFonts w:asciiTheme="majorHAnsi" w:hAnsiTheme="majorHAnsi" w:cstheme="majorHAnsi"/>
+          <w:sz w:val="24"/>
+          <w:szCs w:val="24"/>
+        </w:rPr>
+        <w:t xml:space="preserve">This report answers three linked questions: which of the four new markets Jacobs should serve and when, how much (if any) new factory and warehouse capacity to build in each region, and how to run production and inventory efficiently </w:t>
+      </w:r>
+      <w:r>
+        <w:rPr>
+          <w:rFonts w:asciiTheme="majorHAnsi" w:hAnsiTheme="majorHAnsi" w:cstheme="majorHAnsi"/>
+          <w:sz w:val="24"/>
+          <w:szCs w:val="24"/>
+        </w:rPr>
+        <w:t>-</w:t>
+      </w:r>
+      <w:r>
+        <w:rPr>
+          <w:rFonts w:asciiTheme="majorHAnsi" w:hAnsiTheme="majorHAnsi" w:cstheme="majorHAnsi"/>
+          <w:sz w:val="24"/>
+          <w:szCs w:val="24"/>
+        </w:rPr>
+        <w:t xml:space="preserve"> while making sure nothing is left unsellable when the product is discontinued.</w:t>
       </w:r>
     </w:p>
     <w:p>
       <w:pPr>
         <w:pStyle w:val="Heading2"/>
-        <w:rPr>
-          <w:rFonts w:cstheme="majorHAnsi"/>
-          <w:sz w:val="24"/>
-          <w:szCs w:val="24"/>
-        </w:rPr>
+        <w:spacing w:line="240" w:lineRule="auto"/>
       </w:pPr>
       <w:r>
-        <w:rPr>
-          <w:rFonts w:cstheme="majorHAnsi"/>
-          <w:sz w:val="24"/>
-          <w:szCs w:val="24"/>
-        </w:rPr>
-        <w:t>1. Executive Summary</w:t>
+        <w:t>Recommendation summary:</w:t>
       </w:r>
     </w:p>
     <w:p>
       <w:pPr>
-        <w:rPr>
-          <w:rFonts w:asciiTheme="majorHAnsi" w:hAnsiTheme="majorHAnsi" w:cstheme="majorHAnsi"/>
-          <w:sz w:val="24"/>
-          <w:szCs w:val="24"/>
-        </w:rPr>
-      </w:pPr>
-      <w:r>
-        <w:rPr>
-          <w:rFonts w:asciiTheme="majorHAnsi" w:hAnsiTheme="majorHAnsi" w:cstheme="majorHAnsi"/>
-          <w:sz w:val="24"/>
-          <w:szCs w:val="24"/>
-        </w:rPr>
-        <w:t xml:space="preserve">Jacobs Industries manufactures an industrial insulating foam chemical. Today the product is sold in only one region, Calopeia, through a single factory and a single warehouse, with every customer order fulfilled by mail. Four additional regional markets </w:t>
-      </w:r>
-      <w:r>
-        <w:rPr>
-          <w:rFonts w:asciiTheme="majorHAnsi" w:hAnsiTheme="majorHAnsi" w:cstheme="majorHAnsi"/>
-          <w:sz w:val="24"/>
-          <w:szCs w:val="24"/>
-        </w:rPr>
-        <w:t>-</w:t>
-      </w:r>
-      <w:r>
-        <w:rPr>
-          <w:rFonts w:asciiTheme="majorHAnsi" w:hAnsiTheme="majorHAnsi" w:cstheme="majorHAnsi"/>
-          <w:sz w:val="24"/>
-          <w:szCs w:val="24"/>
-        </w:rPr>
-        <w:t xml:space="preserve"> Sorange, Tyran, Fardo, and Entworpe </w:t>
-      </w:r>
-      <w:r>
-        <w:rPr>
-          <w:rFonts w:asciiTheme="majorHAnsi" w:hAnsiTheme="majorHAnsi" w:cstheme="majorHAnsi"/>
-          <w:sz w:val="24"/>
-          <w:szCs w:val="24"/>
-        </w:rPr>
-        <w:t>-</w:t>
-      </w:r>
-      <w:r>
-        <w:rPr>
-          <w:rFonts w:asciiTheme="majorHAnsi" w:hAnsiTheme="majorHAnsi" w:cstheme="majorHAnsi"/>
-          <w:sz w:val="24"/>
-          <w:szCs w:val="24"/>
-        </w:rPr>
-        <w:t xml:space="preserve"> have known, measurable demand but are not yet served by any dedicated local infrastructure. A competing technology will make this entire product line obsolete on a fixed date (day 1,460 of the planning horizon, with demand decaying to zero over the final 30 days). The business objective is to maximize cash generated before that date.</w:t>
-      </w:r>
-    </w:p>
-    <w:p>
-      <w:pPr>
-        <w:rPr>
-          <w:rFonts w:asciiTheme="majorHAnsi" w:hAnsiTheme="majorHAnsi" w:cstheme="majorHAnsi"/>
-          <w:sz w:val="24"/>
-          <w:szCs w:val="24"/>
-        </w:rPr>
-      </w:pPr>
-      <w:r>
-        <w:rPr>
-          <w:rFonts w:asciiTheme="majorHAnsi" w:hAnsiTheme="majorHAnsi" w:cstheme="majorHAnsi"/>
-          <w:sz w:val="24"/>
-          <w:szCs w:val="24"/>
-        </w:rPr>
-        <w:t xml:space="preserve">This report answers three linked questions: which of the four new markets Jacobs should serve and when, how much (if any) new factory and warehouse capacity to build in each region, and how to run production and inventory efficiently </w:t>
-      </w:r>
-      <w:r>
-        <w:rPr>
-          <w:rFonts w:asciiTheme="majorHAnsi" w:hAnsiTheme="majorHAnsi" w:cstheme="majorHAnsi"/>
-          <w:sz w:val="24"/>
-          <w:szCs w:val="24"/>
-        </w:rPr>
-        <w:t>-</w:t>
-      </w:r>
-      <w:r>
-        <w:rPr>
-          <w:rFonts w:asciiTheme="majorHAnsi" w:hAnsiTheme="majorHAnsi" w:cstheme="majorHAnsi"/>
-          <w:sz w:val="24"/>
-          <w:szCs w:val="24"/>
-        </w:rPr>
-        <w:t xml:space="preserve"> while making sure nothing is left unsellable when the product is discontinued.</w:t>
-      </w:r>
-    </w:p>
-    <w:p>
-      <w:pPr>
-        <w:pStyle w:val="Heading3"/>
-        <w:rPr>
-          <w:rFonts w:cstheme="majorHAnsi"/>
-          <w:sz w:val="24"/>
-          <w:szCs w:val="24"/>
-        </w:rPr>
-      </w:pPr>
-      <w:r>
-        <w:rPr>
-          <w:rFonts w:cstheme="majorHAnsi"/>
-          <w:sz w:val="24"/>
-          <w:szCs w:val="24"/>
-        </w:rPr>
-        <w:t>Recommendation summary:</w:t>
-      </w:r>
-    </w:p>
-    <w:p>
-      <w:pPr>
+        <w:spacing w:line="240" w:lineRule="auto"/>
         <w:rPr>
           <w:rFonts w:asciiTheme="majorHAnsi" w:hAnsiTheme="majorHAnsi" w:cstheme="majorHAnsi"/>
           <w:sz w:val="24"/>
@@ -431,24 +415,18 @@
     <w:p>
       <w:pPr>
         <w:pStyle w:val="Heading1"/>
-        <w:rPr>
-          <w:rFonts w:cstheme="majorHAnsi"/>
-          <w:sz w:val="24"/>
-          <w:szCs w:val="24"/>
-        </w:rPr>
+        <w:spacing w:line="240" w:lineRule="auto"/>
       </w:pPr>
       <w:r>
-        <w:rPr>
-          <w:rFonts w:cstheme="majorHAnsi"/>
-          <w:sz w:val="24"/>
-          <w:szCs w:val="24"/>
-        </w:rPr>
-        <w:lastRenderedPageBreak/>
-        <w:t>2. Market Entry Decisions</w:t>
+        <w:t xml:space="preserve">2. Market Entry </w:t>
+      </w:r>
+      <w:r>
+        <w:t>Decisions</w:t>
       </w:r>
     </w:p>
     <w:p>
       <w:pPr>
+        <w:spacing w:line="240" w:lineRule="auto"/>
         <w:rPr>
           <w:rFonts w:asciiTheme="majorHAnsi" w:hAnsiTheme="majorHAnsi" w:cstheme="majorHAnsi"/>
           <w:sz w:val="24"/>
@@ -515,26 +493,20 @@
     <w:p>
       <w:pPr>
         <w:pStyle w:val="Heading2"/>
-        <w:rPr>
-          <w:rFonts w:cstheme="majorHAnsi"/>
-          <w:sz w:val="24"/>
-          <w:szCs w:val="24"/>
-        </w:rPr>
+        <w:spacing w:line="240" w:lineRule="auto"/>
       </w:pPr>
       <w:r>
-        <w:rPr>
-          <w:rFonts w:cstheme="majorHAnsi"/>
-          <w:sz w:val="24"/>
-          <w:szCs w:val="24"/>
-        </w:rPr>
-        <w:t>Decision by region</w:t>
+        <w:lastRenderedPageBreak/>
+        <w:t xml:space="preserve">Decision by </w:t>
+      </w:r>
+      <w:r>
+        <w:t>region</w:t>
       </w:r>
     </w:p>
     <w:tbl>
       <w:tblPr>
-        <w:tblStyle w:val="LightGrid-Accent1"/>
+        <w:tblStyle w:val="GridTable4-Accent1"/>
         <w:tblW w:w="0" w:type="auto"/>
-        <w:jc w:val="center"/>
         <w:tblLook w:val="04A0" w:firstRow="1" w:lastRow="0" w:firstColumn="1" w:lastColumn="0" w:noHBand="0" w:noVBand="1"/>
       </w:tblPr>
       <w:tblGrid>
@@ -546,13 +518,11 @@
       <w:tr>
         <w:trPr>
           <w:cnfStyle w:val="100000000000" w:firstRow="1" w:lastRow="0" w:firstColumn="0" w:lastColumn="0" w:oddVBand="0" w:evenVBand="0" w:oddHBand="0" w:evenHBand="0" w:firstRowFirstColumn="0" w:firstRowLastColumn="0" w:lastRowFirstColumn="0" w:lastRowLastColumn="0"/>
-          <w:jc w:val="center"/>
         </w:trPr>
         <w:tc>
           <w:tcPr>
             <w:cnfStyle w:val="001000000000" w:firstRow="0" w:lastRow="0" w:firstColumn="1" w:lastColumn="0" w:oddVBand="0" w:evenVBand="0" w:oddHBand="0" w:evenHBand="0" w:firstRowFirstColumn="0" w:firstRowLastColumn="0" w:lastRowFirstColumn="0" w:lastRowLastColumn="0"/>
             <w:tcW w:w="1584" w:type="dxa"/>
-            <w:shd w:val="clear" w:color="auto" w:fill="2F5496"/>
           </w:tcPr>
           <w:p>
             <w:pPr>
@@ -576,7 +546,6 @@
         <w:tc>
           <w:tcPr>
             <w:tcW w:w="2160" w:type="dxa"/>
-            <w:shd w:val="clear" w:color="auto" w:fill="2F5496"/>
           </w:tcPr>
           <w:p>
             <w:pPr>
@@ -601,7 +570,6 @@
         <w:tc>
           <w:tcPr>
             <w:tcW w:w="4320" w:type="dxa"/>
-            <w:shd w:val="clear" w:color="auto" w:fill="2F5496"/>
           </w:tcPr>
           <w:p>
             <w:pPr>
@@ -626,7 +594,6 @@
         <w:tc>
           <w:tcPr>
             <w:tcW w:w="1296" w:type="dxa"/>
-            <w:shd w:val="clear" w:color="auto" w:fill="2F5496"/>
           </w:tcPr>
           <w:p>
             <w:pPr>
@@ -652,7 +619,6 @@
       <w:tr>
         <w:trPr>
           <w:cnfStyle w:val="000000100000" w:firstRow="0" w:lastRow="0" w:firstColumn="0" w:lastColumn="0" w:oddVBand="0" w:evenVBand="0" w:oddHBand="1" w:evenHBand="0" w:firstRowFirstColumn="0" w:firstRowLastColumn="0" w:lastRowFirstColumn="0" w:lastRowLastColumn="0"/>
-          <w:jc w:val="center"/>
         </w:trPr>
         <w:tc>
           <w:tcPr>
@@ -748,10 +714,6 @@
         </w:tc>
       </w:tr>
       <w:tr>
-        <w:trPr>
-          <w:cnfStyle w:val="000000010000" w:firstRow="0" w:lastRow="0" w:firstColumn="0" w:lastColumn="0" w:oddVBand="0" w:evenVBand="0" w:oddHBand="0" w:evenHBand="1" w:firstRowFirstColumn="0" w:firstRowLastColumn="0" w:lastRowFirstColumn="0" w:lastRowLastColumn="0"/>
-          <w:jc w:val="center"/>
-        </w:trPr>
         <w:tc>
           <w:tcPr>
             <w:cnfStyle w:val="001000000000" w:firstRow="0" w:lastRow="0" w:firstColumn="1" w:lastColumn="0" w:oddVBand="0" w:evenVBand="0" w:oddHBand="0" w:evenHBand="0" w:firstRowFirstColumn="0" w:firstRowLastColumn="0" w:lastRowFirstColumn="0" w:lastRowLastColumn="0"/>
@@ -781,7 +743,7 @@
           </w:tcPr>
           <w:p>
             <w:pPr>
-              <w:cnfStyle w:val="000000010000" w:firstRow="0" w:lastRow="0" w:firstColumn="0" w:lastColumn="0" w:oddVBand="0" w:evenVBand="0" w:oddHBand="0" w:evenHBand="1" w:firstRowFirstColumn="0" w:firstRowLastColumn="0" w:lastRowFirstColumn="0" w:lastRowLastColumn="0"/>
+              <w:cnfStyle w:val="000000000000" w:firstRow="0" w:lastRow="0" w:firstColumn="0" w:lastColumn="0" w:oddVBand="0" w:evenVBand="0" w:oddHBand="0" w:evenHBand="0" w:firstRowFirstColumn="0" w:firstRowLastColumn="0" w:lastRowFirstColumn="0" w:lastRowLastColumn="0"/>
               <w:rPr>
                 <w:rFonts w:asciiTheme="majorHAnsi" w:hAnsiTheme="majorHAnsi" w:cstheme="majorHAnsi"/>
                 <w:sz w:val="24"/>
@@ -804,7 +766,7 @@
           </w:tcPr>
           <w:p>
             <w:pPr>
-              <w:cnfStyle w:val="000000010000" w:firstRow="0" w:lastRow="0" w:firstColumn="0" w:lastColumn="0" w:oddVBand="0" w:evenVBand="0" w:oddHBand="0" w:evenHBand="1" w:firstRowFirstColumn="0" w:firstRowLastColumn="0" w:lastRowFirstColumn="0" w:lastRowLastColumn="0"/>
+              <w:cnfStyle w:val="000000000000" w:firstRow="0" w:lastRow="0" w:firstColumn="0" w:lastColumn="0" w:oddVBand="0" w:evenVBand="0" w:oddHBand="0" w:evenHBand="0" w:firstRowFirstColumn="0" w:firstRowLastColumn="0" w:lastRowFirstColumn="0" w:lastRowLastColumn="0"/>
               <w:rPr>
                 <w:rFonts w:asciiTheme="majorHAnsi" w:hAnsiTheme="majorHAnsi" w:cstheme="majorHAnsi"/>
                 <w:sz w:val="24"/>
@@ -827,7 +789,7 @@
           </w:tcPr>
           <w:p>
             <w:pPr>
-              <w:cnfStyle w:val="000000010000" w:firstRow="0" w:lastRow="0" w:firstColumn="0" w:lastColumn="0" w:oddVBand="0" w:evenVBand="0" w:oddHBand="0" w:evenHBand="1" w:firstRowFirstColumn="0" w:firstRowLastColumn="0" w:lastRowFirstColumn="0" w:lastRowLastColumn="0"/>
+              <w:cnfStyle w:val="000000000000" w:firstRow="0" w:lastRow="0" w:firstColumn="0" w:lastColumn="0" w:oddVBand="0" w:evenVBand="0" w:oddHBand="0" w:evenHBand="0" w:firstRowFirstColumn="0" w:firstRowLastColumn="0" w:lastRowFirstColumn="0" w:lastRowLastColumn="0"/>
               <w:rPr>
                 <w:rFonts w:asciiTheme="majorHAnsi" w:hAnsiTheme="majorHAnsi" w:cstheme="majorHAnsi"/>
                 <w:sz w:val="24"/>
@@ -848,7 +810,6 @@
       <w:tr>
         <w:trPr>
           <w:cnfStyle w:val="000000100000" w:firstRow="0" w:lastRow="0" w:firstColumn="0" w:lastColumn="0" w:oddVBand="0" w:evenVBand="0" w:oddHBand="1" w:evenHBand="0" w:firstRowFirstColumn="0" w:firstRowLastColumn="0" w:lastRowFirstColumn="0" w:lastRowLastColumn="0"/>
-          <w:jc w:val="center"/>
         </w:trPr>
         <w:tc>
           <w:tcPr>
@@ -944,10 +905,6 @@
         </w:tc>
       </w:tr>
       <w:tr>
-        <w:trPr>
-          <w:cnfStyle w:val="000000010000" w:firstRow="0" w:lastRow="0" w:firstColumn="0" w:lastColumn="0" w:oddVBand="0" w:evenVBand="0" w:oddHBand="0" w:evenHBand="1" w:firstRowFirstColumn="0" w:firstRowLastColumn="0" w:lastRowFirstColumn="0" w:lastRowLastColumn="0"/>
-          <w:jc w:val="center"/>
-        </w:trPr>
         <w:tc>
           <w:tcPr>
             <w:cnfStyle w:val="001000000000" w:firstRow="0" w:lastRow="0" w:firstColumn="1" w:lastColumn="0" w:oddVBand="0" w:evenVBand="0" w:oddHBand="0" w:evenHBand="0" w:firstRowFirstColumn="0" w:firstRowLastColumn="0" w:lastRowFirstColumn="0" w:lastRowLastColumn="0"/>
@@ -977,7 +934,7 @@
           </w:tcPr>
           <w:p>
             <w:pPr>
-              <w:cnfStyle w:val="000000010000" w:firstRow="0" w:lastRow="0" w:firstColumn="0" w:lastColumn="0" w:oddVBand="0" w:evenVBand="0" w:oddHBand="0" w:evenHBand="1" w:firstRowFirstColumn="0" w:firstRowLastColumn="0" w:lastRowFirstColumn="0" w:lastRowLastColumn="0"/>
+              <w:cnfStyle w:val="000000000000" w:firstRow="0" w:lastRow="0" w:firstColumn="0" w:lastColumn="0" w:oddVBand="0" w:evenVBand="0" w:oddHBand="0" w:evenHBand="0" w:firstRowFirstColumn="0" w:firstRowLastColumn="0" w:lastRowFirstColumn="0" w:lastRowLastColumn="0"/>
               <w:rPr>
                 <w:rFonts w:asciiTheme="majorHAnsi" w:hAnsiTheme="majorHAnsi" w:cstheme="majorHAnsi"/>
                 <w:sz w:val="24"/>
@@ -1000,7 +957,7 @@
           </w:tcPr>
           <w:p>
             <w:pPr>
-              <w:cnfStyle w:val="000000010000" w:firstRow="0" w:lastRow="0" w:firstColumn="0" w:lastColumn="0" w:oddVBand="0" w:evenVBand="0" w:oddHBand="0" w:evenHBand="1" w:firstRowFirstColumn="0" w:firstRowLastColumn="0" w:lastRowFirstColumn="0" w:lastRowLastColumn="0"/>
+              <w:cnfStyle w:val="000000000000" w:firstRow="0" w:lastRow="0" w:firstColumn="0" w:lastColumn="0" w:oddVBand="0" w:evenVBand="0" w:oddHBand="0" w:evenHBand="0" w:firstRowFirstColumn="0" w:firstRowLastColumn="0" w:lastRowFirstColumn="0" w:lastRowLastColumn="0"/>
               <w:rPr>
                 <w:rFonts w:asciiTheme="majorHAnsi" w:hAnsiTheme="majorHAnsi" w:cstheme="majorHAnsi"/>
                 <w:sz w:val="24"/>
@@ -1023,7 +980,7 @@
           </w:tcPr>
           <w:p>
             <w:pPr>
-              <w:cnfStyle w:val="000000010000" w:firstRow="0" w:lastRow="0" w:firstColumn="0" w:lastColumn="0" w:oddVBand="0" w:evenVBand="0" w:oddHBand="0" w:evenHBand="1" w:firstRowFirstColumn="0" w:firstRowLastColumn="0" w:lastRowFirstColumn="0" w:lastRowLastColumn="0"/>
+              <w:cnfStyle w:val="000000000000" w:firstRow="0" w:lastRow="0" w:firstColumn="0" w:lastColumn="0" w:oddVBand="0" w:evenVBand="0" w:oddHBand="0" w:evenHBand="0" w:firstRowFirstColumn="0" w:firstRowLastColumn="0" w:lastRowFirstColumn="0" w:lastRowLastColumn="0"/>
               <w:rPr>
                 <w:rFonts w:asciiTheme="majorHAnsi" w:hAnsiTheme="majorHAnsi" w:cstheme="majorHAnsi"/>
                 <w:sz w:val="24"/>
@@ -1044,7 +1001,6 @@
       <w:tr>
         <w:trPr>
           <w:cnfStyle w:val="000000100000" w:firstRow="0" w:lastRow="0" w:firstColumn="0" w:lastColumn="0" w:oddVBand="0" w:evenVBand="0" w:oddHBand="1" w:evenHBand="0" w:firstRowFirstColumn="0" w:firstRowLastColumn="0" w:lastRowFirstColumn="0" w:lastRowLastColumn="0"/>
-          <w:jc w:val="center"/>
         </w:trPr>
         <w:tc>
           <w:tcPr>
@@ -1190,6 +1146,7 @@
     </w:tbl>
     <w:p>
       <w:pPr>
+        <w:spacing w:line="240" w:lineRule="auto"/>
         <w:rPr>
           <w:rFonts w:asciiTheme="majorHAnsi" w:hAnsiTheme="majorHAnsi" w:cstheme="majorHAnsi"/>
           <w:sz w:val="24"/>
@@ -1199,6 +1156,7 @@
     </w:p>
     <w:p>
       <w:pPr>
+        <w:spacing w:line="240" w:lineRule="auto"/>
         <w:rPr>
           <w:rFonts w:asciiTheme="majorHAnsi" w:hAnsiTheme="majorHAnsi" w:cstheme="majorHAnsi"/>
           <w:sz w:val="24"/>
@@ -1243,64 +1201,63 @@
           <w:sz w:val="24"/>
           <w:szCs w:val="24"/>
         </w:rPr>
-        <w:t>region total ranges from about 84 drums/day in the trough phase to about 213 drums/day at peak (workbook “Summary” sheet, Total/day column), and the network is expected to move roughly 111,030 drums in total over the full day 731–1460 horizon.</w:t>
+        <w:t>region total ranges from about 84 drums/day in the trough phase to about 213 drums/day at peak (workbook “Summary” sheet, Total/day column), and the network is expected to move roughly 111,030 drums in total over the full day 731</w:t>
+      </w:r>
+      <w:r>
+        <w:rPr>
+          <w:rFonts w:asciiTheme="majorHAnsi" w:hAnsiTheme="majorHAnsi" w:cstheme="majorHAnsi"/>
+          <w:sz w:val="24"/>
+          <w:szCs w:val="24"/>
+        </w:rPr>
+        <w:t>-</w:t>
+      </w:r>
+      <w:r>
+        <w:rPr>
+          <w:rFonts w:asciiTheme="majorHAnsi" w:hAnsiTheme="majorHAnsi" w:cstheme="majorHAnsi"/>
+          <w:sz w:val="24"/>
+          <w:szCs w:val="24"/>
+        </w:rPr>
+        <w:t>1460 horizon.</w:t>
       </w:r>
     </w:p>
     <w:p>
       <w:pPr>
         <w:pStyle w:val="Heading2"/>
-        <w:rPr>
-          <w:rFonts w:cstheme="majorHAnsi"/>
-          <w:sz w:val="24"/>
-          <w:szCs w:val="24"/>
-        </w:rPr>
       </w:pPr>
       <w:r>
-        <w:rPr>
-          <w:rFonts w:cstheme="majorHAnsi"/>
-          <w:sz w:val="24"/>
-          <w:szCs w:val="24"/>
-        </w:rPr>
         <w:t xml:space="preserve">Forecast demand by region </w:t>
       </w:r>
       <w:r>
-        <w:rPr>
-          <w:rFonts w:cstheme="majorHAnsi"/>
-          <w:sz w:val="24"/>
-          <w:szCs w:val="24"/>
-        </w:rPr>
         <w:t>-</w:t>
       </w:r>
       <w:r>
-        <w:rPr>
-          <w:rFonts w:cstheme="majorHAnsi"/>
-          <w:sz w:val="24"/>
-          <w:szCs w:val="24"/>
-        </w:rPr>
-        <w:t xml:space="preserve"> remaining life of the product (day 821–1429)</w:t>
+        <w:t xml:space="preserve"> remaining life of the product (day 821</w:t>
+      </w:r>
+      <w:r>
+        <w:t>-</w:t>
+      </w:r>
+      <w:r>
+        <w:t>1429)</w:t>
       </w:r>
     </w:p>
     <w:tbl>
       <w:tblPr>
-        <w:tblStyle w:val="LightGrid-Accent1"/>
+        <w:tblStyle w:val="GridTable4-Accent1"/>
         <w:tblW w:w="0" w:type="auto"/>
-        <w:jc w:val="center"/>
         <w:tblLook w:val="04A0" w:firstRow="1" w:lastRow="0" w:firstColumn="1" w:lastColumn="0" w:noHBand="0" w:noVBand="1"/>
       </w:tblPr>
       <w:tblGrid>
         <w:gridCol w:w="2880"/>
-        <w:gridCol w:w="3600"/>
+        <w:gridCol w:w="2718"/>
       </w:tblGrid>
       <w:tr>
         <w:trPr>
           <w:cnfStyle w:val="100000000000" w:firstRow="1" w:lastRow="0" w:firstColumn="0" w:lastColumn="0" w:oddVBand="0" w:evenVBand="0" w:oddHBand="0" w:evenHBand="0" w:firstRowFirstColumn="0" w:firstRowLastColumn="0" w:lastRowFirstColumn="0" w:lastRowLastColumn="0"/>
-          <w:jc w:val="center"/>
         </w:trPr>
         <w:tc>
           <w:tcPr>
             <w:cnfStyle w:val="001000000000" w:firstRow="0" w:lastRow="0" w:firstColumn="1" w:lastColumn="0" w:oddVBand="0" w:evenVBand="0" w:oddHBand="0" w:evenHBand="0" w:firstRowFirstColumn="0" w:firstRowLastColumn="0" w:lastRowFirstColumn="0" w:lastRowLastColumn="0"/>
             <w:tcW w:w="2880" w:type="dxa"/>
-            <w:shd w:val="clear" w:color="auto" w:fill="2F5496"/>
           </w:tcPr>
           <w:p>
             <w:pPr>
@@ -1323,8 +1280,7 @@
         </w:tc>
         <w:tc>
           <w:tcPr>
-            <w:tcW w:w="3600" w:type="dxa"/>
-            <w:shd w:val="clear" w:color="auto" w:fill="2F5496"/>
+            <w:tcW w:w="2718" w:type="dxa"/>
           </w:tcPr>
           <w:p>
             <w:pPr>
@@ -1350,7 +1306,6 @@
       <w:tr>
         <w:trPr>
           <w:cnfStyle w:val="000000100000" w:firstRow="0" w:lastRow="0" w:firstColumn="0" w:lastColumn="0" w:oddVBand="0" w:evenVBand="0" w:oddHBand="1" w:evenHBand="0" w:firstRowFirstColumn="0" w:firstRowLastColumn="0" w:lastRowFirstColumn="0" w:lastRowLastColumn="0"/>
-          <w:jc w:val="center"/>
         </w:trPr>
         <w:tc>
           <w:tcPr>
@@ -1377,10 +1332,11 @@
         </w:tc>
         <w:tc>
           <w:tcPr>
-            <w:tcW w:w="3600" w:type="dxa"/>
-          </w:tcPr>
-          <w:p>
-            <w:pPr>
+            <w:tcW w:w="2718" w:type="dxa"/>
+          </w:tcPr>
+          <w:p>
+            <w:pPr>
+              <w:jc w:val="right"/>
               <w:cnfStyle w:val="000000100000" w:firstRow="0" w:lastRow="0" w:firstColumn="0" w:lastColumn="0" w:oddVBand="0" w:evenVBand="0" w:oddHBand="1" w:evenHBand="0" w:firstRowFirstColumn="0" w:firstRowLastColumn="0" w:lastRowFirstColumn="0" w:lastRowLastColumn="0"/>
               <w:rPr>
                 <w:rFonts w:asciiTheme="majorHAnsi" w:hAnsiTheme="majorHAnsi" w:cstheme="majorHAnsi"/>
@@ -1394,16 +1350,20 @@
                 <w:sz w:val="24"/>
                 <w:szCs w:val="24"/>
               </w:rPr>
-              <w:t>25,759.6</w:t>
+              <w:t>25,7</w:t>
+            </w:r>
+            <w:r>
+              <w:rPr>
+                <w:rFonts w:asciiTheme="majorHAnsi" w:hAnsiTheme="majorHAnsi" w:cstheme="majorHAnsi"/>
+                <w:sz w:val="24"/>
+                <w:szCs w:val="24"/>
+              </w:rPr>
+              <w:t>60</w:t>
             </w:r>
           </w:p>
         </w:tc>
       </w:tr>
       <w:tr>
-        <w:trPr>
-          <w:cnfStyle w:val="000000010000" w:firstRow="0" w:lastRow="0" w:firstColumn="0" w:lastColumn="0" w:oddVBand="0" w:evenVBand="0" w:oddHBand="0" w:evenHBand="1" w:firstRowFirstColumn="0" w:firstRowLastColumn="0" w:lastRowFirstColumn="0" w:lastRowLastColumn="0"/>
-          <w:jc w:val="center"/>
-        </w:trPr>
         <w:tc>
           <w:tcPr>
             <w:cnfStyle w:val="001000000000" w:firstRow="0" w:lastRow="0" w:firstColumn="1" w:lastColumn="0" w:oddVBand="0" w:evenVBand="0" w:oddHBand="0" w:evenHBand="0" w:firstRowFirstColumn="0" w:firstRowLastColumn="0" w:lastRowFirstColumn="0" w:lastRowLastColumn="0"/>
@@ -1429,24 +1389,25 @@
         </w:tc>
         <w:tc>
           <w:tcPr>
-            <w:tcW w:w="3600" w:type="dxa"/>
-          </w:tcPr>
-          <w:p>
-            <w:pPr>
-              <w:cnfStyle w:val="000000010000" w:firstRow="0" w:lastRow="0" w:firstColumn="0" w:lastColumn="0" w:oddVBand="0" w:evenVBand="0" w:oddHBand="0" w:evenHBand="1" w:firstRowFirstColumn="0" w:firstRowLastColumn="0" w:lastRowFirstColumn="0" w:lastRowLastColumn="0"/>
-              <w:rPr>
-                <w:rFonts w:asciiTheme="majorHAnsi" w:hAnsiTheme="majorHAnsi" w:cstheme="majorHAnsi"/>
-                <w:sz w:val="24"/>
-                <w:szCs w:val="24"/>
-              </w:rPr>
-            </w:pPr>
-            <w:r>
-              <w:rPr>
-                <w:rFonts w:asciiTheme="majorHAnsi" w:hAnsiTheme="majorHAnsi" w:cstheme="majorHAnsi"/>
-                <w:sz w:val="24"/>
-                <w:szCs w:val="24"/>
-              </w:rPr>
-              <w:t>45,241.2</w:t>
+            <w:tcW w:w="2718" w:type="dxa"/>
+          </w:tcPr>
+          <w:p>
+            <w:pPr>
+              <w:jc w:val="right"/>
+              <w:cnfStyle w:val="000000000000" w:firstRow="0" w:lastRow="0" w:firstColumn="0" w:lastColumn="0" w:oddVBand="0" w:evenVBand="0" w:oddHBand="0" w:evenHBand="0" w:firstRowFirstColumn="0" w:firstRowLastColumn="0" w:lastRowFirstColumn="0" w:lastRowLastColumn="0"/>
+              <w:rPr>
+                <w:rFonts w:asciiTheme="majorHAnsi" w:hAnsiTheme="majorHAnsi" w:cstheme="majorHAnsi"/>
+                <w:sz w:val="24"/>
+                <w:szCs w:val="24"/>
+              </w:rPr>
+            </w:pPr>
+            <w:r>
+              <w:rPr>
+                <w:rFonts w:asciiTheme="majorHAnsi" w:hAnsiTheme="majorHAnsi" w:cstheme="majorHAnsi"/>
+                <w:sz w:val="24"/>
+                <w:szCs w:val="24"/>
+              </w:rPr>
+              <w:t>45,241</w:t>
             </w:r>
           </w:p>
         </w:tc>
@@ -1454,7 +1415,6 @@
       <w:tr>
         <w:trPr>
           <w:cnfStyle w:val="000000100000" w:firstRow="0" w:lastRow="0" w:firstColumn="0" w:lastColumn="0" w:oddVBand="0" w:evenVBand="0" w:oddHBand="1" w:evenHBand="0" w:firstRowFirstColumn="0" w:firstRowLastColumn="0" w:lastRowFirstColumn="0" w:lastRowLastColumn="0"/>
-          <w:jc w:val="center"/>
         </w:trPr>
         <w:tc>
           <w:tcPr>
@@ -1481,10 +1441,11 @@
         </w:tc>
         <w:tc>
           <w:tcPr>
-            <w:tcW w:w="3600" w:type="dxa"/>
-          </w:tcPr>
-          <w:p>
-            <w:pPr>
+            <w:tcW w:w="2718" w:type="dxa"/>
+          </w:tcPr>
+          <w:p>
+            <w:pPr>
+              <w:jc w:val="right"/>
               <w:cnfStyle w:val="000000100000" w:firstRow="0" w:lastRow="0" w:firstColumn="0" w:lastColumn="0" w:oddVBand="0" w:evenVBand="0" w:oddHBand="1" w:evenHBand="0" w:firstRowFirstColumn="0" w:firstRowLastColumn="0" w:lastRowFirstColumn="0" w:lastRowLastColumn="0"/>
               <w:rPr>
                 <w:rFonts w:asciiTheme="majorHAnsi" w:hAnsiTheme="majorHAnsi" w:cstheme="majorHAnsi"/>
@@ -1498,16 +1459,20 @@
                 <w:sz w:val="24"/>
                 <w:szCs w:val="24"/>
               </w:rPr>
-              <w:t>11,820.6</w:t>
+              <w:t>11,82</w:t>
+            </w:r>
+            <w:r>
+              <w:rPr>
+                <w:rFonts w:asciiTheme="majorHAnsi" w:hAnsiTheme="majorHAnsi" w:cstheme="majorHAnsi"/>
+                <w:sz w:val="24"/>
+                <w:szCs w:val="24"/>
+              </w:rPr>
+              <w:t>1</w:t>
             </w:r>
           </w:p>
         </w:tc>
       </w:tr>
       <w:tr>
-        <w:trPr>
-          <w:cnfStyle w:val="000000010000" w:firstRow="0" w:lastRow="0" w:firstColumn="0" w:lastColumn="0" w:oddVBand="0" w:evenVBand="0" w:oddHBand="0" w:evenHBand="1" w:firstRowFirstColumn="0" w:firstRowLastColumn="0" w:lastRowFirstColumn="0" w:lastRowLastColumn="0"/>
-          <w:jc w:val="center"/>
-        </w:trPr>
         <w:tc>
           <w:tcPr>
             <w:cnfStyle w:val="001000000000" w:firstRow="0" w:lastRow="0" w:firstColumn="1" w:lastColumn="0" w:oddVBand="0" w:evenVBand="0" w:oddHBand="0" w:evenHBand="0" w:firstRowFirstColumn="0" w:firstRowLastColumn="0" w:lastRowFirstColumn="0" w:lastRowLastColumn="0"/>
@@ -1533,24 +1498,25 @@
         </w:tc>
         <w:tc>
           <w:tcPr>
-            <w:tcW w:w="3600" w:type="dxa"/>
-          </w:tcPr>
-          <w:p>
-            <w:pPr>
-              <w:cnfStyle w:val="000000010000" w:firstRow="0" w:lastRow="0" w:firstColumn="0" w:lastColumn="0" w:oddVBand="0" w:evenVBand="0" w:oddHBand="0" w:evenHBand="1" w:firstRowFirstColumn="0" w:firstRowLastColumn="0" w:lastRowFirstColumn="0" w:lastRowLastColumn="0"/>
-              <w:rPr>
-                <w:rFonts w:asciiTheme="majorHAnsi" w:hAnsiTheme="majorHAnsi" w:cstheme="majorHAnsi"/>
-                <w:sz w:val="24"/>
-                <w:szCs w:val="24"/>
-              </w:rPr>
-            </w:pPr>
-            <w:r>
-              <w:rPr>
-                <w:rFonts w:asciiTheme="majorHAnsi" w:hAnsiTheme="majorHAnsi" w:cstheme="majorHAnsi"/>
-                <w:sz w:val="24"/>
-                <w:szCs w:val="24"/>
-              </w:rPr>
-              <w:t>9,564.3</w:t>
+            <w:tcW w:w="2718" w:type="dxa"/>
+          </w:tcPr>
+          <w:p>
+            <w:pPr>
+              <w:jc w:val="right"/>
+              <w:cnfStyle w:val="000000000000" w:firstRow="0" w:lastRow="0" w:firstColumn="0" w:lastColumn="0" w:oddVBand="0" w:evenVBand="0" w:oddHBand="0" w:evenHBand="0" w:firstRowFirstColumn="0" w:firstRowLastColumn="0" w:lastRowFirstColumn="0" w:lastRowLastColumn="0"/>
+              <w:rPr>
+                <w:rFonts w:asciiTheme="majorHAnsi" w:hAnsiTheme="majorHAnsi" w:cstheme="majorHAnsi"/>
+                <w:sz w:val="24"/>
+                <w:szCs w:val="24"/>
+              </w:rPr>
+            </w:pPr>
+            <w:r>
+              <w:rPr>
+                <w:rFonts w:asciiTheme="majorHAnsi" w:hAnsiTheme="majorHAnsi" w:cstheme="majorHAnsi"/>
+                <w:sz w:val="24"/>
+                <w:szCs w:val="24"/>
+              </w:rPr>
+              <w:t>9,564</w:t>
             </w:r>
           </w:p>
         </w:tc>
@@ -1558,7 +1524,6 @@
       <w:tr>
         <w:trPr>
           <w:cnfStyle w:val="000000100000" w:firstRow="0" w:lastRow="0" w:firstColumn="0" w:lastColumn="0" w:oddVBand="0" w:evenVBand="0" w:oddHBand="1" w:evenHBand="0" w:firstRowFirstColumn="0" w:firstRowLastColumn="0" w:lastRowFirstColumn="0" w:lastRowLastColumn="0"/>
-          <w:jc w:val="center"/>
         </w:trPr>
         <w:tc>
           <w:tcPr>
@@ -1585,10 +1550,11 @@
         </w:tc>
         <w:tc>
           <w:tcPr>
-            <w:tcW w:w="3600" w:type="dxa"/>
-          </w:tcPr>
-          <w:p>
-            <w:pPr>
+            <w:tcW w:w="2718" w:type="dxa"/>
+          </w:tcPr>
+          <w:p>
+            <w:pPr>
+              <w:jc w:val="right"/>
               <w:cnfStyle w:val="000000100000" w:firstRow="0" w:lastRow="0" w:firstColumn="0" w:lastColumn="0" w:oddVBand="0" w:evenVBand="0" w:oddHBand="1" w:evenHBand="0" w:firstRowFirstColumn="0" w:firstRowLastColumn="0" w:lastRowFirstColumn="0" w:lastRowLastColumn="0"/>
               <w:rPr>
                 <w:rFonts w:asciiTheme="majorHAnsi" w:hAnsiTheme="majorHAnsi" w:cstheme="majorHAnsi"/>
@@ -1602,7 +1568,15 @@
                 <w:sz w:val="24"/>
                 <w:szCs w:val="24"/>
               </w:rPr>
-              <w:t>7,612.5</w:t>
+              <w:t>7,61</w:t>
+            </w:r>
+            <w:r>
+              <w:rPr>
+                <w:rFonts w:asciiTheme="majorHAnsi" w:hAnsiTheme="majorHAnsi" w:cstheme="majorHAnsi"/>
+                <w:sz w:val="24"/>
+                <w:szCs w:val="24"/>
+              </w:rPr>
+              <w:t>3</w:t>
             </w:r>
           </w:p>
         </w:tc>
@@ -1610,6 +1584,7 @@
     </w:tbl>
     <w:p>
       <w:pPr>
+        <w:spacing w:line="240" w:lineRule="auto"/>
         <w:rPr>
           <w:rFonts w:asciiTheme="majorHAnsi" w:hAnsiTheme="majorHAnsi" w:cstheme="majorHAnsi"/>
           <w:sz w:val="24"/>
@@ -1619,6 +1594,7 @@
     </w:p>
     <w:p>
       <w:pPr>
+        <w:spacing w:line="240" w:lineRule="auto"/>
         <w:rPr>
           <w:rFonts w:asciiTheme="majorHAnsi" w:hAnsiTheme="majorHAnsi" w:cstheme="majorHAnsi"/>
           <w:sz w:val="24"/>
@@ -1633,30 +1609,60 @@
           <w:sz w:val="24"/>
           <w:szCs w:val="24"/>
         </w:rPr>
-        <w:t>Source: workbook “Consolidated data” sheet, row 3 (“Day 821–1429”), and “Summary” sheet breakeven tables.</w:t>
+        <w:t>Source: workbook “Consolidated data” sheet, row 3 (“Day 821</w:t>
+      </w:r>
+      <w:r>
+        <w:rPr>
+          <w:rFonts w:asciiTheme="majorHAnsi" w:hAnsiTheme="majorHAnsi" w:cstheme="majorHAnsi"/>
+          <w:i/>
+          <w:color w:val="800000"/>
+          <w:sz w:val="24"/>
+          <w:szCs w:val="24"/>
+        </w:rPr>
+        <w:t xml:space="preserve"> </w:t>
+      </w:r>
+      <w:r>
+        <w:rPr>
+          <w:rFonts w:asciiTheme="majorHAnsi" w:hAnsiTheme="majorHAnsi" w:cstheme="majorHAnsi"/>
+          <w:i/>
+          <w:color w:val="800000"/>
+          <w:sz w:val="24"/>
+          <w:szCs w:val="24"/>
+        </w:rPr>
+        <w:t>-</w:t>
+      </w:r>
+      <w:r>
+        <w:rPr>
+          <w:rFonts w:asciiTheme="majorHAnsi" w:hAnsiTheme="majorHAnsi" w:cstheme="majorHAnsi"/>
+          <w:i/>
+          <w:color w:val="800000"/>
+          <w:sz w:val="24"/>
+          <w:szCs w:val="24"/>
+        </w:rPr>
+        <w:t xml:space="preserve"> </w:t>
+      </w:r>
+      <w:r>
+        <w:rPr>
+          <w:rFonts w:asciiTheme="majorHAnsi" w:hAnsiTheme="majorHAnsi" w:cstheme="majorHAnsi"/>
+          <w:i/>
+          <w:color w:val="800000"/>
+          <w:sz w:val="24"/>
+          <w:szCs w:val="24"/>
+        </w:rPr>
+        <w:t>1429”)</w:t>
       </w:r>
     </w:p>
     <w:p>
       <w:pPr>
         <w:pStyle w:val="Heading1"/>
-        <w:rPr>
-          <w:rFonts w:cstheme="majorHAnsi"/>
-          <w:sz w:val="24"/>
-          <w:szCs w:val="24"/>
-        </w:rPr>
       </w:pPr>
       <w:r>
-        <w:rPr>
-          <w:rFonts w:cstheme="majorHAnsi"/>
-          <w:sz w:val="24"/>
-          <w:szCs w:val="24"/>
-        </w:rPr>
-        <w:lastRenderedPageBreak/>
         <w:t>3. Demand Forecasting Approach</w:t>
       </w:r>
     </w:p>
     <w:p>
       <w:pPr>
+        <w:spacing w:line="240" w:lineRule="auto"/>
         <w:rPr>
           <w:rFonts w:asciiTheme="majorHAnsi" w:hAnsiTheme="majorHAnsi" w:cstheme="majorHAnsi"/>
           <w:sz w:val="24"/>
@@ -1723,6 +1729,7 @@
     <w:p>
       <w:pPr>
         <w:pStyle w:val="Heading2"/>
+        <w:spacing w:line="240" w:lineRule="auto"/>
         <w:rPr>
           <w:rFonts w:cstheme="majorHAnsi"/>
           <w:sz w:val="24"/>
@@ -1756,6 +1763,7 @@
     </w:p>
     <w:p>
       <w:pPr>
+        <w:spacing w:line="240" w:lineRule="auto"/>
         <w:rPr>
           <w:rFonts w:asciiTheme="majorHAnsi" w:hAnsiTheme="majorHAnsi" w:cstheme="majorHAnsi"/>
           <w:sz w:val="24"/>
@@ -2010,6 +2018,7 @@
                 <w:sz w:val="24"/>
                 <w:szCs w:val="24"/>
               </w:rPr>
+              <w:lastRenderedPageBreak/>
               <w:t>1st Trough</w:t>
             </w:r>
           </w:p>
@@ -2364,6 +2373,7 @@
     </w:tbl>
     <w:p>
       <w:pPr>
+        <w:spacing w:line="240" w:lineRule="auto"/>
         <w:rPr>
           <w:rFonts w:asciiTheme="majorHAnsi" w:hAnsiTheme="majorHAnsi" w:cstheme="majorHAnsi"/>
           <w:sz w:val="24"/>
@@ -2374,6 +2384,7 @@
     <w:p>
       <w:pPr>
         <w:pStyle w:val="Heading2"/>
+        <w:spacing w:line="240" w:lineRule="auto"/>
         <w:rPr>
           <w:rFonts w:cstheme="majorHAnsi"/>
           <w:sz w:val="24"/>
@@ -2407,6 +2418,7 @@
     </w:p>
     <w:p>
       <w:pPr>
+        <w:spacing w:line="240" w:lineRule="auto"/>
         <w:rPr>
           <w:rFonts w:asciiTheme="majorHAnsi" w:hAnsiTheme="majorHAnsi" w:cstheme="majorHAnsi"/>
           <w:sz w:val="24"/>
@@ -2445,7 +2457,16 @@
           <w:sz w:val="24"/>
           <w:szCs w:val="24"/>
         </w:rPr>
-        <w:t xml:space="preserve"> demand grows steadily over time with no seasonality, so an OLS linear</w:t>
+        <w:t xml:space="preserve"> demand grows steadily over time with no seasonality, so an OLS </w:t>
+      </w:r>
+      <w:proofErr w:type="gramStart"/>
+      <w:r>
+        <w:rPr>
+          <w:rFonts w:asciiTheme="majorHAnsi" w:hAnsiTheme="majorHAnsi" w:cstheme="majorHAnsi"/>
+          <w:sz w:val="24"/>
+          <w:szCs w:val="24"/>
+        </w:rPr>
+        <w:t>linear</w:t>
       </w:r>
       <w:r>
         <w:rPr>
@@ -2461,12 +2482,38 @@
           <w:sz w:val="24"/>
           <w:szCs w:val="24"/>
         </w:rPr>
-        <w:t>regression trendline was fit to day 640–730 data (slope = 0.153 drums/day², intercept = 0.099), then extended forward. The forecast climbs from about 19.6 drums/day (1st Trough, year 1) to 117.6 drums/day by the 2nd Trough of year 2, before decaying to zero by day 1,460.</w:t>
+        <w:t>regression</w:t>
+      </w:r>
+      <w:proofErr w:type="gramEnd"/>
+      <w:r>
+        <w:rPr>
+          <w:rFonts w:asciiTheme="majorHAnsi" w:hAnsiTheme="majorHAnsi" w:cstheme="majorHAnsi"/>
+          <w:sz w:val="24"/>
+          <w:szCs w:val="24"/>
+        </w:rPr>
+        <w:t xml:space="preserve"> trendline was fit to day 640</w:t>
+      </w:r>
+      <w:r>
+        <w:rPr>
+          <w:rFonts w:asciiTheme="majorHAnsi" w:hAnsiTheme="majorHAnsi" w:cstheme="majorHAnsi"/>
+          <w:sz w:val="24"/>
+          <w:szCs w:val="24"/>
+        </w:rPr>
+        <w:t>-</w:t>
+      </w:r>
+      <w:r>
+        <w:rPr>
+          <w:rFonts w:asciiTheme="majorHAnsi" w:hAnsiTheme="majorHAnsi" w:cstheme="majorHAnsi"/>
+          <w:sz w:val="24"/>
+          <w:szCs w:val="24"/>
+        </w:rPr>
+        <w:t>730 data (slope = 0.153 drums/day², intercept = 0.099), then extended forward. The forecast climbs from about 19.6 drums/day (1st Trough, year 1) to 117.6 drums/day by the 2nd Trough of year 2, before decaying to zero by day 1,460.</w:t>
       </w:r>
     </w:p>
     <w:p>
       <w:pPr>
         <w:pStyle w:val="Heading2"/>
+        <w:spacing w:line="240" w:lineRule="auto"/>
         <w:rPr>
           <w:rFonts w:cstheme="majorHAnsi"/>
           <w:sz w:val="24"/>
@@ -2516,6 +2563,7 @@
     </w:p>
     <w:p>
       <w:pPr>
+        <w:spacing w:line="240" w:lineRule="auto"/>
         <w:rPr>
           <w:rFonts w:asciiTheme="majorHAnsi" w:hAnsiTheme="majorHAnsi" w:cstheme="majorHAnsi"/>
           <w:sz w:val="24"/>
@@ -2576,7 +2624,7 @@
           <w:sz w:val="24"/>
           <w:szCs w:val="24"/>
         </w:rPr>
-        <w:t>state level, so only day 670–730 (post</w:t>
+        <w:t>state level, so only day 670</w:t>
       </w:r>
       <w:r>
         <w:rPr>
@@ -2592,6 +2640,22 @@
           <w:sz w:val="24"/>
           <w:szCs w:val="24"/>
         </w:rPr>
+        <w:t>730 (post</w:t>
+      </w:r>
+      <w:r>
+        <w:rPr>
+          <w:rFonts w:asciiTheme="majorHAnsi" w:hAnsiTheme="majorHAnsi" w:cstheme="majorHAnsi"/>
+          <w:sz w:val="24"/>
+          <w:szCs w:val="24"/>
+        </w:rPr>
+        <w:t>-</w:t>
+      </w:r>
+      <w:r>
+        <w:rPr>
+          <w:rFonts w:asciiTheme="majorHAnsi" w:hAnsiTheme="majorHAnsi" w:cstheme="majorHAnsi"/>
+          <w:sz w:val="24"/>
+          <w:szCs w:val="24"/>
+        </w:rPr>
         <w:t>ramp</w:t>
       </w:r>
       <w:r>
@@ -2608,7 +2672,23 @@
           <w:sz w:val="24"/>
           <w:szCs w:val="24"/>
         </w:rPr>
-        <w:t>up) was averaged. This produces a flat forecast of 19.4 drums/day for Tyran and 15.7 drums/day for Fardo for every phase, each decaying to roughly half that level (9.7 and 7.9 drums/day) during the day 1,430–1,460 wind</w:t>
+        <w:t>up) was averaged. This produces a flat forecast of 19.4 drums/day for Tyran and 15.7 drums/day for Fardo for every phase, each decaying to roughly half that level (9.7 and 7.9 drums/day) during the day 1,430</w:t>
+      </w:r>
+      <w:r>
+        <w:rPr>
+          <w:rFonts w:asciiTheme="majorHAnsi" w:hAnsiTheme="majorHAnsi" w:cstheme="majorHAnsi"/>
+          <w:sz w:val="24"/>
+          <w:szCs w:val="24"/>
+        </w:rPr>
+        <w:t>-</w:t>
+      </w:r>
+      <w:r>
+        <w:rPr>
+          <w:rFonts w:asciiTheme="majorHAnsi" w:hAnsiTheme="majorHAnsi" w:cstheme="majorHAnsi"/>
+          <w:sz w:val="24"/>
+          <w:szCs w:val="24"/>
+        </w:rPr>
+        <w:t>1,460 wind</w:t>
       </w:r>
       <w:r>
         <w:rPr>
@@ -2630,6 +2710,7 @@
     <w:p>
       <w:pPr>
         <w:pStyle w:val="Heading2"/>
+        <w:spacing w:line="240" w:lineRule="auto"/>
         <w:rPr>
           <w:rFonts w:cstheme="majorHAnsi"/>
           <w:sz w:val="24"/>
@@ -2679,6 +2760,7 @@
     </w:p>
     <w:p>
       <w:pPr>
+        <w:spacing w:line="240" w:lineRule="auto"/>
         <w:rPr>
           <w:rFonts w:asciiTheme="majorHAnsi" w:hAnsiTheme="majorHAnsi" w:cstheme="majorHAnsi"/>
           <w:sz w:val="24"/>
@@ -2755,7 +2837,7 @@
           <w:sz w:val="24"/>
           <w:szCs w:val="24"/>
         </w:rPr>
-        <w:t>day clean history window (day 670–730), 3 orders were observed, for an average inter</w:t>
+        <w:t>day clean history window (day 670</w:t>
       </w:r>
       <w:r>
         <w:rPr>
@@ -2771,6 +2853,22 @@
           <w:sz w:val="24"/>
           <w:szCs w:val="24"/>
         </w:rPr>
+        <w:t>730), 3 orders were observed, for an average inter</w:t>
+      </w:r>
+      <w:r>
+        <w:rPr>
+          <w:rFonts w:asciiTheme="majorHAnsi" w:hAnsiTheme="majorHAnsi" w:cstheme="majorHAnsi"/>
+          <w:sz w:val="24"/>
+          <w:szCs w:val="24"/>
+        </w:rPr>
+        <w:t>-</w:t>
+      </w:r>
+      <w:r>
+        <w:rPr>
+          <w:rFonts w:asciiTheme="majorHAnsi" w:hAnsiTheme="majorHAnsi" w:cstheme="majorHAnsi"/>
+          <w:sz w:val="24"/>
+          <w:szCs w:val="24"/>
+        </w:rPr>
         <w:t>arrival time of 20 days. Dividing the fixed order size by the inter</w:t>
       </w:r>
       <w:r>
@@ -2787,16 +2885,7 @@
           <w:sz w:val="24"/>
           <w:szCs w:val="24"/>
         </w:rPr>
-        <w:t xml:space="preserve">arrival time gives an underlying </w:t>
-      </w:r>
-      <w:r>
-        <w:rPr>
-          <w:rFonts w:asciiTheme="majorHAnsi" w:hAnsiTheme="majorHAnsi" w:cstheme="majorHAnsi"/>
-          <w:sz w:val="24"/>
-          <w:szCs w:val="24"/>
-        </w:rPr>
-        <w:lastRenderedPageBreak/>
-        <w:t>consumption rate of 250 ÷ 20 = 12.5 drums/day (1.5 orders per month), used as a flat forecast, decaying to 6.25 drums/day (0.75 orders/month) during wind</w:t>
+        <w:t>arrival time gives an underlying consumption rate of 250 ÷ 20 = 12.5 drums/day (1.5 orders per month), used as a flat forecast, decaying to 6.25 drums/day (0.75 orders/month) during wind</w:t>
       </w:r>
       <w:r>
         <w:rPr>
@@ -2834,6 +2923,7 @@
     <w:p>
       <w:pPr>
         <w:pStyle w:val="Heading1"/>
+        <w:spacing w:line="240" w:lineRule="auto"/>
         <w:rPr>
           <w:rFonts w:cstheme="majorHAnsi"/>
           <w:sz w:val="24"/>
@@ -2851,6 +2941,7 @@
     </w:p>
     <w:p>
       <w:pPr>
+        <w:spacing w:line="240" w:lineRule="auto"/>
         <w:rPr>
           <w:rFonts w:asciiTheme="majorHAnsi" w:hAnsiTheme="majorHAnsi" w:cstheme="majorHAnsi"/>
           <w:sz w:val="24"/>
@@ -2885,6 +2976,7 @@
     <w:p>
       <w:pPr>
         <w:pStyle w:val="Heading2"/>
+        <w:spacing w:line="240" w:lineRule="auto"/>
         <w:rPr>
           <w:rFonts w:cstheme="majorHAnsi"/>
           <w:sz w:val="24"/>
@@ -2902,6 +2994,7 @@
     </w:p>
     <w:p>
       <w:pPr>
+        <w:spacing w:line="240" w:lineRule="auto"/>
         <w:rPr>
           <w:rFonts w:asciiTheme="majorHAnsi" w:hAnsiTheme="majorHAnsi" w:cstheme="majorHAnsi"/>
           <w:sz w:val="24"/>
@@ -2968,6 +3061,7 @@
     <w:p>
       <w:pPr>
         <w:pStyle w:val="Heading2"/>
+        <w:spacing w:line="240" w:lineRule="auto"/>
         <w:rPr>
           <w:rFonts w:cstheme="majorHAnsi"/>
           <w:sz w:val="24"/>
@@ -2980,11 +3074,13 @@
           <w:sz w:val="24"/>
           <w:szCs w:val="24"/>
         </w:rPr>
+        <w:lastRenderedPageBreak/>
         <w:t>Sizing the expansion</w:t>
       </w:r>
     </w:p>
     <w:p>
       <w:pPr>
+        <w:spacing w:line="240" w:lineRule="auto"/>
         <w:rPr>
           <w:rFonts w:asciiTheme="majorHAnsi" w:hAnsiTheme="majorHAnsi" w:cstheme="majorHAnsi"/>
           <w:sz w:val="24"/>
@@ -3068,6 +3164,7 @@
     </w:p>
     <w:p>
       <w:pPr>
+        <w:spacing w:line="240" w:lineRule="auto"/>
         <w:rPr>
           <w:rFonts w:asciiTheme="majorHAnsi" w:hAnsiTheme="majorHAnsi" w:cstheme="majorHAnsi"/>
           <w:sz w:val="24"/>
@@ -3133,6 +3230,7 @@
     </w:p>
     <w:p>
       <w:pPr>
+        <w:spacing w:line="240" w:lineRule="auto"/>
         <w:rPr>
           <w:rFonts w:asciiTheme="majorHAnsi" w:hAnsiTheme="majorHAnsi" w:cstheme="majorHAnsi"/>
           <w:sz w:val="24"/>
@@ -3193,6 +3291,7 @@
     <w:p>
       <w:pPr>
         <w:pStyle w:val="Heading1"/>
+        <w:spacing w:line="240" w:lineRule="auto"/>
         <w:rPr>
           <w:rFonts w:cstheme="majorHAnsi"/>
           <w:sz w:val="24"/>
@@ -3205,12 +3304,12 @@
           <w:sz w:val="24"/>
           <w:szCs w:val="24"/>
         </w:rPr>
-        <w:lastRenderedPageBreak/>
         <w:t>5. New Factory Decisions</w:t>
       </w:r>
     </w:p>
     <w:p>
       <w:pPr>
+        <w:spacing w:line="240" w:lineRule="auto"/>
         <w:rPr>
           <w:rFonts w:asciiTheme="majorHAnsi" w:hAnsiTheme="majorHAnsi" w:cstheme="majorHAnsi"/>
           <w:sz w:val="24"/>
@@ -4228,6 +4327,7 @@
     </w:tbl>
     <w:p>
       <w:pPr>
+        <w:spacing w:line="240" w:lineRule="auto"/>
         <w:rPr>
           <w:rFonts w:asciiTheme="majorHAnsi" w:hAnsiTheme="majorHAnsi" w:cstheme="majorHAnsi"/>
           <w:sz w:val="24"/>
@@ -4237,6 +4337,7 @@
     </w:p>
     <w:p>
       <w:pPr>
+        <w:spacing w:line="240" w:lineRule="auto"/>
         <w:rPr>
           <w:rFonts w:asciiTheme="majorHAnsi" w:hAnsiTheme="majorHAnsi" w:cstheme="majorHAnsi"/>
           <w:sz w:val="24"/>
@@ -4249,6 +4350,7 @@
           <w:sz w:val="24"/>
           <w:szCs w:val="24"/>
         </w:rPr>
+        <w:lastRenderedPageBreak/>
         <w:t>For Sorange, Tyran, and Entworpe, the per</w:t>
       </w:r>
       <w:r>
@@ -4265,7 +4367,23 @@
           <w:sz w:val="24"/>
           <w:szCs w:val="24"/>
         </w:rPr>
-        <w:t>drum saving from local production is only $50 (these regions are on the same continent as Calopeia, so freight is not that expensive to begin with), and none of the three generate enough remaining volume to earn back a ~$1.2–4.3M investment before the product</w:t>
+        <w:t>drum saving from local production is only $50 (these regions are on the same continent as Calopeia, so freight is not that expensive to begin with), and none of the three generate enough remaining volume to earn back a ~$1.2</w:t>
+      </w:r>
+      <w:r>
+        <w:rPr>
+          <w:rFonts w:asciiTheme="majorHAnsi" w:hAnsiTheme="majorHAnsi" w:cstheme="majorHAnsi"/>
+          <w:sz w:val="24"/>
+          <w:szCs w:val="24"/>
+        </w:rPr>
+        <w:t>-</w:t>
+      </w:r>
+      <w:r>
+        <w:rPr>
+          <w:rFonts w:asciiTheme="majorHAnsi" w:hAnsiTheme="majorHAnsi" w:cstheme="majorHAnsi"/>
+          <w:sz w:val="24"/>
+          <w:szCs w:val="24"/>
+        </w:rPr>
+        <w:t>4.3M investment before the product</w:t>
       </w:r>
       <w:r>
         <w:rPr>
@@ -4334,6 +4452,7 @@
     </w:p>
     <w:p>
       <w:pPr>
+        <w:spacing w:line="240" w:lineRule="auto"/>
         <w:rPr>
           <w:rFonts w:asciiTheme="majorHAnsi" w:hAnsiTheme="majorHAnsi" w:cstheme="majorHAnsi"/>
           <w:sz w:val="24"/>
@@ -4346,7 +4465,23 @@
           <w:sz w:val="24"/>
           <w:szCs w:val="24"/>
         </w:rPr>
-        <w:t>Fardo is different: it sits far enough away that freight is roughly 3–4× more expensive per drum (same</w:t>
+        <w:t>Fardo is different: it sits far enough away that freight is roughly 3</w:t>
+      </w:r>
+      <w:r>
+        <w:rPr>
+          <w:rFonts w:asciiTheme="majorHAnsi" w:hAnsiTheme="majorHAnsi" w:cstheme="majorHAnsi"/>
+          <w:sz w:val="24"/>
+          <w:szCs w:val="24"/>
+        </w:rPr>
+        <w:t>-</w:t>
+      </w:r>
+      <w:r>
+        <w:rPr>
+          <w:rFonts w:asciiTheme="majorHAnsi" w:hAnsiTheme="majorHAnsi" w:cstheme="majorHAnsi"/>
+          <w:sz w:val="24"/>
+          <w:szCs w:val="24"/>
+        </w:rPr>
+        <w:t>4× more expensive per drum (same</w:t>
       </w:r>
       <w:r>
         <w:rPr>
@@ -4466,6 +4601,7 @@
     <w:p>
       <w:pPr>
         <w:pStyle w:val="Heading1"/>
+        <w:spacing w:line="240" w:lineRule="auto"/>
         <w:rPr>
           <w:rFonts w:cstheme="majorHAnsi"/>
           <w:sz w:val="24"/>
@@ -4483,6 +4619,7 @@
     </w:p>
     <w:p>
       <w:pPr>
+        <w:spacing w:line="240" w:lineRule="auto"/>
         <w:rPr>
           <w:rFonts w:asciiTheme="majorHAnsi" w:hAnsiTheme="majorHAnsi" w:cstheme="majorHAnsi"/>
           <w:sz w:val="24"/>
@@ -4587,7 +4724,6 @@
                 <w:sz w:val="24"/>
                 <w:szCs w:val="24"/>
               </w:rPr>
-              <w:lastRenderedPageBreak/>
               <w:t>Region</w:t>
             </w:r>
           </w:p>
@@ -5297,6 +5433,7 @@
     </w:tbl>
     <w:p>
       <w:pPr>
+        <w:spacing w:line="240" w:lineRule="auto"/>
         <w:rPr>
           <w:rFonts w:asciiTheme="majorHAnsi" w:hAnsiTheme="majorHAnsi" w:cstheme="majorHAnsi"/>
           <w:sz w:val="24"/>
@@ -5306,6 +5443,7 @@
     </w:p>
     <w:p>
       <w:pPr>
+        <w:spacing w:line="240" w:lineRule="auto"/>
         <w:rPr>
           <w:rFonts w:asciiTheme="majorHAnsi" w:hAnsiTheme="majorHAnsi" w:cstheme="majorHAnsi"/>
           <w:sz w:val="24"/>
@@ -5355,6 +5493,7 @@
     </w:p>
     <w:p>
       <w:pPr>
+        <w:spacing w:line="240" w:lineRule="auto"/>
         <w:rPr>
           <w:rFonts w:asciiTheme="majorHAnsi" w:hAnsiTheme="majorHAnsi" w:cstheme="majorHAnsi"/>
           <w:sz w:val="24"/>
@@ -5534,6 +5673,7 @@
     </w:p>
     <w:p>
       <w:pPr>
+        <w:spacing w:line="240" w:lineRule="auto"/>
         <w:rPr>
           <w:rFonts w:asciiTheme="majorHAnsi" w:hAnsiTheme="majorHAnsi" w:cstheme="majorHAnsi"/>
           <w:sz w:val="24"/>
@@ -5546,6 +5686,7 @@
           <w:sz w:val="24"/>
           <w:szCs w:val="24"/>
         </w:rPr>
+        <w:lastRenderedPageBreak/>
         <w:t>For Fardo, this warehouse</w:t>
       </w:r>
       <w:r>
@@ -5600,6 +5741,7 @@
     <w:p>
       <w:pPr>
         <w:pStyle w:val="Heading1"/>
+        <w:spacing w:line="240" w:lineRule="auto"/>
         <w:rPr>
           <w:rFonts w:cstheme="majorHAnsi"/>
           <w:sz w:val="24"/>
@@ -5617,6 +5759,7 @@
     </w:p>
     <w:p>
       <w:pPr>
+        <w:spacing w:line="240" w:lineRule="auto"/>
         <w:rPr>
           <w:rFonts w:asciiTheme="majorHAnsi" w:hAnsiTheme="majorHAnsi" w:cstheme="majorHAnsi"/>
           <w:sz w:val="24"/>
@@ -5635,13 +5778,16 @@
     <w:p>
       <w:pPr>
         <w:pStyle w:val="Heading2"/>
+        <w:spacing w:line="240" w:lineRule="auto"/>
       </w:pPr>
       <w:r>
         <w:t>A live template, not a one-time calculation</w:t>
       </w:r>
     </w:p>
     <w:p>
-      <w:pPr/>
+      <w:pPr>
+        <w:spacing w:line="240" w:lineRule="auto"/>
+      </w:pPr>
       <w:r>
         <w:t>Every cell in the batch-size / safety-stock / ROP table below is formula-driven off named ranges (e.g. “Avg_demand_per_day_Sorange”, “std_Fardo”) rather than hard-typed numbers. That makes it a live decision tool, not a one-time snapshot: if a phase's actual demand turns out to differ from the forecast, updating that phase's figure in the “Consolidated data” sheet automatically recalculates the EOQ, practical batch, safety stock, and ROP for every affected route. The figures below are the day-820-onward baseline calculated from the original forecast; the same template should be re-run with updated demand inputs by phase, or at any point during the game, so ordering decisions stay current rather than locked to the initial plan.</w:t>
       </w:r>
@@ -5649,6 +5795,7 @@
     <w:p>
       <w:pPr>
         <w:pStyle w:val="Heading2"/>
+        <w:spacing w:line="240" w:lineRule="auto"/>
         <w:rPr>
           <w:rFonts w:cstheme="majorHAnsi"/>
           <w:sz w:val="24"/>
@@ -5730,17 +5877,7 @@
                 <w:sz w:val="24"/>
                 <w:szCs w:val="24"/>
               </w:rPr>
-              <w:t xml:space="preserve">Practical </w:t>
-            </w:r>
-            <w:r>
-              <w:rPr>
-                <w:rFonts w:asciiTheme="majorHAnsi" w:hAnsiTheme="majorHAnsi" w:cstheme="majorHAnsi"/>
-                <w:color w:val="FFFFFF"/>
-                <w:sz w:val="24"/>
-                <w:szCs w:val="24"/>
-              </w:rPr>
-              <w:lastRenderedPageBreak/>
-              <w:t>batch</w:t>
+              <w:t>Practical batch</w:t>
             </w:r>
           </w:p>
         </w:tc>
@@ -5765,18 +5902,7 @@
                 <w:sz w:val="24"/>
                 <w:szCs w:val="24"/>
               </w:rPr>
-              <w:lastRenderedPageBreak/>
-              <w:t xml:space="preserve">Cycle length </w:t>
-            </w:r>
-            <w:r>
-              <w:rPr>
-                <w:rFonts w:asciiTheme="majorHAnsi" w:hAnsiTheme="majorHAnsi" w:cstheme="majorHAnsi"/>
-                <w:color w:val="FFFFFF"/>
-                <w:sz w:val="24"/>
-                <w:szCs w:val="24"/>
-              </w:rPr>
-              <w:lastRenderedPageBreak/>
-              <w:t>(days)</w:t>
+              <w:t>Cycle length (days)</w:t>
             </w:r>
           </w:p>
         </w:tc>
@@ -5801,18 +5927,7 @@
                 <w:sz w:val="24"/>
                 <w:szCs w:val="24"/>
               </w:rPr>
-              <w:lastRenderedPageBreak/>
-              <w:t xml:space="preserve">Target </w:t>
-            </w:r>
-            <w:r>
-              <w:rPr>
-                <w:rFonts w:asciiTheme="majorHAnsi" w:hAnsiTheme="majorHAnsi" w:cstheme="majorHAnsi"/>
-                <w:color w:val="FFFFFF"/>
-                <w:sz w:val="24"/>
-                <w:szCs w:val="24"/>
-              </w:rPr>
-              <w:lastRenderedPageBreak/>
-              <w:t>service level</w:t>
+              <w:t>Target service level</w:t>
             </w:r>
           </w:p>
         </w:tc>
@@ -5837,18 +5952,7 @@
                 <w:sz w:val="24"/>
                 <w:szCs w:val="24"/>
               </w:rPr>
-              <w:lastRenderedPageBreak/>
-              <w:t xml:space="preserve">Safety </w:t>
-            </w:r>
-            <w:r>
-              <w:rPr>
-                <w:rFonts w:asciiTheme="majorHAnsi" w:hAnsiTheme="majorHAnsi" w:cstheme="majorHAnsi"/>
-                <w:color w:val="FFFFFF"/>
-                <w:sz w:val="24"/>
-                <w:szCs w:val="24"/>
-              </w:rPr>
-              <w:lastRenderedPageBreak/>
-              <w:t>stock</w:t>
+              <w:t>Safety stock</w:t>
             </w:r>
           </w:p>
         </w:tc>
@@ -5873,7 +5977,6 @@
                 <w:sz w:val="24"/>
                 <w:szCs w:val="24"/>
               </w:rPr>
-              <w:lastRenderedPageBreak/>
               <w:t>ROP</w:t>
             </w:r>
           </w:p>
@@ -6458,6 +6561,7 @@
     </w:tbl>
     <w:p>
       <w:pPr>
+        <w:spacing w:line="240" w:lineRule="auto"/>
         <w:rPr>
           <w:rFonts w:asciiTheme="majorHAnsi" w:hAnsiTheme="majorHAnsi" w:cstheme="majorHAnsi"/>
           <w:sz w:val="24"/>
@@ -6467,6 +6571,7 @@
     </w:p>
     <w:p>
       <w:pPr>
+        <w:spacing w:line="240" w:lineRule="auto"/>
         <w:rPr>
           <w:rFonts w:asciiTheme="majorHAnsi" w:hAnsiTheme="majorHAnsi" w:cstheme="majorHAnsi"/>
           <w:sz w:val="24"/>
@@ -6487,6 +6592,7 @@
     <w:p>
       <w:pPr>
         <w:pStyle w:val="Heading2"/>
+        <w:spacing w:line="240" w:lineRule="auto"/>
         <w:rPr>
           <w:rFonts w:cstheme="majorHAnsi"/>
           <w:sz w:val="24"/>
@@ -6499,11 +6605,28 @@
           <w:sz w:val="24"/>
           <w:szCs w:val="24"/>
         </w:rPr>
-        <w:t>Why target service levels are high (92–99%), not a flat assumption</w:t>
+        <w:t>Why target service levels are high (92</w:t>
+      </w:r>
+      <w:r>
+        <w:rPr>
+          <w:rFonts w:cstheme="majorHAnsi"/>
+          <w:sz w:val="24"/>
+          <w:szCs w:val="24"/>
+        </w:rPr>
+        <w:t>-</w:t>
+      </w:r>
+      <w:r>
+        <w:rPr>
+          <w:rFonts w:cstheme="majorHAnsi"/>
+          <w:sz w:val="24"/>
+          <w:szCs w:val="24"/>
+        </w:rPr>
+        <w:t>99%), not a flat assumption</w:t>
       </w:r>
     </w:p>
     <w:p>
       <w:pPr>
+        <w:spacing w:line="240" w:lineRule="auto"/>
         <w:rPr>
           <w:rFonts w:asciiTheme="majorHAnsi" w:hAnsiTheme="majorHAnsi" w:cstheme="majorHAnsi"/>
           <w:sz w:val="24"/>
@@ -6548,7 +6671,23 @@
           <w:sz w:val="24"/>
           <w:szCs w:val="24"/>
         </w:rPr>
-        <w:t>ratio calculation: target SL = Cu ÷ (Cu + Co), where Cu is the lost margin from a stockout ($146–$221/drum across routes) and Co is the cost of holding one cycle</w:t>
+        <w:t>ratio calculation: target SL = Cu ÷ (Cu + Co), where Cu is the lost margin from a stockout ($146</w:t>
+      </w:r>
+      <w:r>
+        <w:rPr>
+          <w:rFonts w:asciiTheme="majorHAnsi" w:hAnsiTheme="majorHAnsi" w:cstheme="majorHAnsi"/>
+          <w:sz w:val="24"/>
+          <w:szCs w:val="24"/>
+        </w:rPr>
+        <w:t>-</w:t>
+      </w:r>
+      <w:r>
+        <w:rPr>
+          <w:rFonts w:asciiTheme="majorHAnsi" w:hAnsiTheme="majorHAnsi" w:cstheme="majorHAnsi"/>
+          <w:sz w:val="24"/>
+          <w:szCs w:val="24"/>
+        </w:rPr>
+        <w:t>$221/drum across routes) and Co is the cost of holding one cycle</w:t>
       </w:r>
       <w:r>
         <w:rPr>
@@ -6564,7 +6703,7 @@
           <w:sz w:val="24"/>
           <w:szCs w:val="24"/>
         </w:rPr>
-        <w:t xml:space="preserve">s worth of extra inventory ($2.11–$14.51/drum per cycle). Because Cu is so much larger than Co on every route, the critical ratio comes out high across the board </w:t>
+        <w:t>s worth of extra inventory ($2.11</w:t>
       </w:r>
       <w:r>
         <w:rPr>
@@ -6580,12 +6719,45 @@
           <w:sz w:val="24"/>
           <w:szCs w:val="24"/>
         </w:rPr>
-        <w:t xml:space="preserve"> it is far more costly to run out of stock and lose a $146–$221 sale than to carry a little extra inventory that costs a few dollars per cycle to hold.</w:t>
+        <w:t xml:space="preserve">$14.51/drum per cycle). Because Cu is so much larger than Co on every route, the critical ratio comes out high across the board </w:t>
+      </w:r>
+      <w:r>
+        <w:rPr>
+          <w:rFonts w:asciiTheme="majorHAnsi" w:hAnsiTheme="majorHAnsi" w:cstheme="majorHAnsi"/>
+          <w:sz w:val="24"/>
+          <w:szCs w:val="24"/>
+        </w:rPr>
+        <w:t>-</w:t>
+      </w:r>
+      <w:r>
+        <w:rPr>
+          <w:rFonts w:asciiTheme="majorHAnsi" w:hAnsiTheme="majorHAnsi" w:cstheme="majorHAnsi"/>
+          <w:sz w:val="24"/>
+          <w:szCs w:val="24"/>
+        </w:rPr>
+        <w:t xml:space="preserve"> it is far more costly to run out of stock and lose a $146</w:t>
+      </w:r>
+      <w:r>
+        <w:rPr>
+          <w:rFonts w:asciiTheme="majorHAnsi" w:hAnsiTheme="majorHAnsi" w:cstheme="majorHAnsi"/>
+          <w:sz w:val="24"/>
+          <w:szCs w:val="24"/>
+        </w:rPr>
+        <w:t>-</w:t>
+      </w:r>
+      <w:r>
+        <w:rPr>
+          <w:rFonts w:asciiTheme="majorHAnsi" w:hAnsiTheme="majorHAnsi" w:cstheme="majorHAnsi"/>
+          <w:sz w:val="24"/>
+          <w:szCs w:val="24"/>
+        </w:rPr>
+        <w:t>$221 sale than to carry a little extra inventory that costs a few dollars per cycle to hold.</w:t>
       </w:r>
     </w:p>
     <w:p>
       <w:pPr>
         <w:pStyle w:val="Heading2"/>
+        <w:spacing w:line="240" w:lineRule="auto"/>
         <w:rPr>
           <w:rFonts w:cstheme="majorHAnsi"/>
           <w:sz w:val="24"/>
@@ -6598,11 +6770,13 @@
           <w:sz w:val="24"/>
           <w:szCs w:val="24"/>
         </w:rPr>
+        <w:lastRenderedPageBreak/>
         <w:t>Why Calopeia carries the most safety stock relative to demand</w:t>
       </w:r>
     </w:p>
     <w:p>
       <w:pPr>
+        <w:spacing w:line="240" w:lineRule="auto"/>
         <w:rPr>
           <w:rFonts w:asciiTheme="majorHAnsi" w:hAnsiTheme="majorHAnsi" w:cstheme="majorHAnsi"/>
           <w:sz w:val="24"/>
@@ -6785,6 +6959,7 @@
     <w:p>
       <w:pPr>
         <w:pStyle w:val="Heading2"/>
+        <w:spacing w:line="240" w:lineRule="auto"/>
         <w:rPr>
           <w:rFonts w:cstheme="majorHAnsi"/>
           <w:sz w:val="24"/>
@@ -6818,6 +6993,7 @@
     </w:p>
     <w:p>
       <w:pPr>
+        <w:spacing w:line="240" w:lineRule="auto"/>
         <w:rPr>
           <w:rFonts w:asciiTheme="majorHAnsi" w:hAnsiTheme="majorHAnsi" w:cstheme="majorHAnsi"/>
           <w:sz w:val="24"/>
@@ -6894,7 +7070,39 @@
           <w:sz w:val="24"/>
           <w:szCs w:val="24"/>
         </w:rPr>
-        <w:t xml:space="preserve"> production runs finishing first, not just its own. Batch sizes were deliberately kept close to one or two truckloads (200–400 drums) rather than pushed up to the larger raw EOQ values (534–622 drums) specifically to avoid one route</w:t>
+        <w:t xml:space="preserve"> production runs finishing first, not just its own. Batch sizes were deliberately kept close to one or two truckloads (200</w:t>
+      </w:r>
+      <w:r>
+        <w:rPr>
+          <w:rFonts w:asciiTheme="majorHAnsi" w:hAnsiTheme="majorHAnsi" w:cstheme="majorHAnsi"/>
+          <w:sz w:val="24"/>
+          <w:szCs w:val="24"/>
+        </w:rPr>
+        <w:t>-</w:t>
+      </w:r>
+      <w:r>
+        <w:rPr>
+          <w:rFonts w:asciiTheme="majorHAnsi" w:hAnsiTheme="majorHAnsi" w:cstheme="majorHAnsi"/>
+          <w:sz w:val="24"/>
+          <w:szCs w:val="24"/>
+        </w:rPr>
+        <w:t>400 drums) rather than pushed up to the larger raw EOQ values (534</w:t>
+      </w:r>
+      <w:r>
+        <w:rPr>
+          <w:rFonts w:asciiTheme="majorHAnsi" w:hAnsiTheme="majorHAnsi" w:cstheme="majorHAnsi"/>
+          <w:sz w:val="24"/>
+          <w:szCs w:val="24"/>
+        </w:rPr>
+        <w:t>-</w:t>
+      </w:r>
+      <w:r>
+        <w:rPr>
+          <w:rFonts w:asciiTheme="majorHAnsi" w:hAnsiTheme="majorHAnsi" w:cstheme="majorHAnsi"/>
+          <w:sz w:val="24"/>
+          <w:szCs w:val="24"/>
+        </w:rPr>
+        <w:t>622 drums) specifically to avoid one route</w:t>
       </w:r>
       <w:r>
         <w:rPr>
@@ -6915,6 +7123,7 @@
     </w:p>
     <w:p>
       <w:pPr>
+        <w:spacing w:line="240" w:lineRule="auto"/>
         <w:rPr>
           <w:rFonts w:asciiTheme="majorHAnsi" w:hAnsiTheme="majorHAnsi" w:cstheme="majorHAnsi"/>
           <w:sz w:val="24"/>
@@ -6927,7 +7136,6 @@
           <w:sz w:val="24"/>
           <w:szCs w:val="24"/>
         </w:rPr>
-        <w:lastRenderedPageBreak/>
         <w:t xml:space="preserve">Fardo, by contrast, has its own dedicated (but small) production line, so it does not queue behind other routes </w:t>
       </w:r>
       <w:r>
@@ -6982,6 +7190,7 @@
     <w:p>
       <w:pPr>
         <w:pStyle w:val="Heading1"/>
+        <w:spacing w:line="240" w:lineRule="auto"/>
         <w:rPr>
           <w:rFonts w:cstheme="majorHAnsi"/>
           <w:sz w:val="24"/>
@@ -6999,6 +7208,7 @@
     </w:p>
     <w:p>
       <w:pPr>
+        <w:spacing w:line="240" w:lineRule="auto"/>
         <w:rPr>
           <w:rFonts w:asciiTheme="majorHAnsi" w:hAnsiTheme="majorHAnsi" w:cstheme="majorHAnsi"/>
           <w:sz w:val="24"/>
@@ -7625,6 +7835,7 @@
     </w:tbl>
     <w:p>
       <w:pPr>
+        <w:spacing w:line="240" w:lineRule="auto"/>
         <w:rPr>
           <w:rFonts w:asciiTheme="majorHAnsi" w:hAnsiTheme="majorHAnsi" w:cstheme="majorHAnsi"/>
           <w:sz w:val="24"/>
@@ -7634,6 +7845,7 @@
     </w:p>
     <w:p>
       <w:pPr>
+        <w:spacing w:line="240" w:lineRule="auto"/>
         <w:rPr>
           <w:rFonts w:asciiTheme="majorHAnsi" w:hAnsiTheme="majorHAnsi" w:cstheme="majorHAnsi"/>
           <w:sz w:val="24"/>
@@ -7726,6 +7938,7 @@
           <w:sz w:val="24"/>
           <w:szCs w:val="24"/>
         </w:rPr>
+        <w:lastRenderedPageBreak/>
         <w:t>customer leg, where it is the only permitted fulfillment channel, and for filling any warehouse stockout directly from another warehouse</w:t>
       </w:r>
       <w:r>
@@ -7748,6 +7961,7 @@
     <w:p>
       <w:pPr>
         <w:pStyle w:val="Heading1"/>
+        <w:spacing w:line="240" w:lineRule="auto"/>
         <w:rPr>
           <w:rFonts w:cstheme="majorHAnsi"/>
           <w:sz w:val="24"/>
@@ -7765,6 +7979,7 @@
     </w:p>
     <w:p>
       <w:pPr>
+        <w:spacing w:line="240" w:lineRule="auto"/>
         <w:rPr>
           <w:rFonts w:asciiTheme="majorHAnsi" w:hAnsiTheme="majorHAnsi" w:cstheme="majorHAnsi"/>
           <w:sz w:val="24"/>
@@ -7798,6 +8013,7 @@
     </w:p>
     <w:p>
       <w:pPr>
+        <w:spacing w:line="240" w:lineRule="auto"/>
         <w:rPr>
           <w:rFonts w:asciiTheme="majorHAnsi" w:hAnsiTheme="majorHAnsi" w:cstheme="majorHAnsi"/>
           <w:sz w:val="24"/>
@@ -7872,18 +8088,7 @@
           <w:sz w:val="24"/>
           <w:szCs w:val="24"/>
         </w:rPr>
-        <w:t xml:space="preserve">buffer check against this combined investment. If the underlying game or course </w:t>
-      </w:r>
-      <w:r>
-        <w:rPr>
-          <w:rFonts w:asciiTheme="majorHAnsi" w:hAnsiTheme="majorHAnsi" w:cstheme="majorHAnsi"/>
-          <w:i/>
-          <w:color w:val="800000"/>
-          <w:sz w:val="24"/>
-          <w:szCs w:val="24"/>
-        </w:rPr>
-        <w:lastRenderedPageBreak/>
-        <w:t xml:space="preserve">materials provide a starting cash balance, that figure should be compared against the ~$6.29M combined outlay (and against the timing of when each tranche of capital is actually needed </w:t>
+        <w:t xml:space="preserve">buffer check against this combined investment. If the underlying game or course materials provide a starting cash balance, that figure should be compared against the ~$6.29M combined outlay (and against the timing of when each tranche of capital is actually needed </w:t>
       </w:r>
       <w:r>
         <w:rPr>
@@ -7969,6 +8174,7 @@
     <w:p>
       <w:pPr>
         <w:pStyle w:val="Heading1"/>
+        <w:spacing w:line="240" w:lineRule="auto"/>
         <w:rPr>
           <w:rFonts w:cstheme="majorHAnsi"/>
           <w:sz w:val="24"/>
@@ -8034,6 +8240,7 @@
     </w:p>
     <w:p>
       <w:pPr>
+        <w:spacing w:line="240" w:lineRule="auto"/>
         <w:rPr>
           <w:rFonts w:asciiTheme="majorHAnsi" w:hAnsiTheme="majorHAnsi" w:cstheme="majorHAnsi"/>
           <w:sz w:val="24"/>
@@ -8373,6 +8580,7 @@
     </w:tbl>
     <w:p>
       <w:pPr>
+        <w:spacing w:line="240" w:lineRule="auto"/>
         <w:rPr>
           <w:rFonts w:asciiTheme="majorHAnsi" w:hAnsiTheme="majorHAnsi" w:cstheme="majorHAnsi"/>
           <w:sz w:val="24"/>
@@ -8382,6 +8590,7 @@
     </w:p>
     <w:p>
       <w:pPr>
+        <w:spacing w:line="240" w:lineRule="auto"/>
         <w:rPr>
           <w:rFonts w:asciiTheme="majorHAnsi" w:hAnsiTheme="majorHAnsi" w:cstheme="majorHAnsi"/>
           <w:sz w:val="24"/>
@@ -8458,7 +8667,7 @@
           <w:sz w:val="24"/>
           <w:szCs w:val="24"/>
         </w:rPr>
-        <w:t>s forecast for the day 1,430–1,460 window is roughly half of its steady</w:t>
+        <w:t>s forecast for the day 1,430</w:t>
       </w:r>
       <w:r>
         <w:rPr>
@@ -8474,12 +8683,45 @@
           <w:sz w:val="24"/>
           <w:szCs w:val="24"/>
         </w:rPr>
-        <w:t>state rate (e.g., Calopeia 7.2 vs. ~14–68 drums/day across phases; Tyran 9.7 vs. 19.4; Fardo 7.9 vs. 15.7; Entworpe 6.25 vs. 12.5), consistent with the linear decay to zero.</w:t>
+        <w:t>1,460 window is roughly half of its steady</w:t>
+      </w:r>
+      <w:r>
+        <w:rPr>
+          <w:rFonts w:asciiTheme="majorHAnsi" w:hAnsiTheme="majorHAnsi" w:cstheme="majorHAnsi"/>
+          <w:sz w:val="24"/>
+          <w:szCs w:val="24"/>
+        </w:rPr>
+        <w:t>-</w:t>
+      </w:r>
+      <w:r>
+        <w:rPr>
+          <w:rFonts w:asciiTheme="majorHAnsi" w:hAnsiTheme="majorHAnsi" w:cstheme="majorHAnsi"/>
+          <w:sz w:val="24"/>
+          <w:szCs w:val="24"/>
+        </w:rPr>
+        <w:t>state rate (e.g., Calopeia 7.2 vs. ~14</w:t>
+      </w:r>
+      <w:r>
+        <w:rPr>
+          <w:rFonts w:asciiTheme="majorHAnsi" w:hAnsiTheme="majorHAnsi" w:cstheme="majorHAnsi"/>
+          <w:sz w:val="24"/>
+          <w:szCs w:val="24"/>
+        </w:rPr>
+        <w:t>-</w:t>
+      </w:r>
+      <w:r>
+        <w:rPr>
+          <w:rFonts w:asciiTheme="majorHAnsi" w:hAnsiTheme="majorHAnsi" w:cstheme="majorHAnsi"/>
+          <w:sz w:val="24"/>
+          <w:szCs w:val="24"/>
+        </w:rPr>
+        <w:t>68 drums/day across phases; Tyran 9.7 vs. 19.4; Fardo 7.9 vs. 15.7; Entworpe 6.25 vs. 12.5), consistent with the linear decay to zero.</w:t>
       </w:r>
     </w:p>
     <w:p>
       <w:pPr>
         <w:pStyle w:val="Heading1"/>
+        <w:spacing w:line="240" w:lineRule="auto"/>
         <w:rPr>
           <w:rFonts w:cstheme="majorHAnsi"/>
           <w:sz w:val="24"/>
@@ -8492,6 +8734,7 @@
           <w:sz w:val="24"/>
           <w:szCs w:val="24"/>
         </w:rPr>
+        <w:lastRenderedPageBreak/>
         <w:t xml:space="preserve">11. Summary Table </w:t>
       </w:r>
       <w:r>
@@ -8853,7 +9096,6 @@
                 <w:sz w:val="24"/>
                 <w:szCs w:val="24"/>
               </w:rPr>
-              <w:lastRenderedPageBreak/>
               <w:t>Expand Calopeia factory</w:t>
             </w:r>
           </w:p>
@@ -9985,6 +10227,7 @@
                 <w:sz w:val="24"/>
                 <w:szCs w:val="24"/>
               </w:rPr>
+              <w:lastRenderedPageBreak/>
               <w:t>End</w:t>
             </w:r>
             <w:r>
@@ -10103,6 +10346,7 @@
     </w:tbl>
     <w:p>
       <w:pPr>
+        <w:spacing w:line="240" w:lineRule="auto"/>
         <w:rPr>
           <w:rFonts w:asciiTheme="majorHAnsi" w:hAnsiTheme="majorHAnsi" w:cstheme="majorHAnsi"/>
           <w:sz w:val="24"/>
@@ -10112,6 +10356,7 @@
     </w:p>
     <w:p>
       <w:pPr>
+        <w:spacing w:line="240" w:lineRule="auto"/>
         <w:rPr>
           <w:rFonts w:asciiTheme="majorHAnsi" w:hAnsiTheme="majorHAnsi" w:cstheme="majorHAnsi"/>
           <w:sz w:val="24"/>
@@ -10121,6 +10366,7 @@
     </w:p>
     <w:p>
       <w:pPr>
+        <w:spacing w:line="240" w:lineRule="auto"/>
         <w:rPr>
           <w:rFonts w:asciiTheme="majorHAnsi" w:hAnsiTheme="majorHAnsi" w:cstheme="majorHAnsi"/>
           <w:sz w:val="24"/>
@@ -10206,17 +10452,7 @@
           <w:sz w:val="24"/>
           <w:szCs w:val="24"/>
         </w:rPr>
-        <w:t xml:space="preserve">s cached </w:t>
-      </w:r>
-      <w:r>
-        <w:rPr>
-          <w:rFonts w:asciiTheme="majorHAnsi" w:hAnsiTheme="majorHAnsi" w:cstheme="majorHAnsi"/>
-          <w:i/>
-          <w:sz w:val="24"/>
-          <w:szCs w:val="24"/>
-        </w:rPr>
-        <w:lastRenderedPageBreak/>
-        <w:t>calculated values unless explicitly marked as a derived calculation or a [TODO: confirm from workbook] item.</w:t>
+        <w:t>s cached calculated values unless explicitly marked as a derived calculation or a [TODO: confirm from workbook] item.</w:t>
       </w:r>
     </w:p>
     <w:sectPr>
@@ -21830,6 +22066,82 @@
       <w:sz w:val="21"/>
     </w:rPr>
   </w:style>
+  <w:style w:type="table" w:styleId="GridTable4-Accent1">
+    <w:name w:val="Grid Table 4 Accent 1"/>
+    <w:basedOn w:val="TableNormal"/>
+    <w:uiPriority w:val="49"/>
+    <w:rsid w:val="0007716D"/>
+    <w:pPr>
+      <w:spacing w:after="0" w:line="240" w:lineRule="auto"/>
+    </w:pPr>
+    <w:tblPr>
+      <w:tblStyleRowBandSize w:val="1"/>
+      <w:tblStyleColBandSize w:val="1"/>
+      <w:tblBorders>
+        <w:top w:val="single" w:sz="4" w:space="0" w:color="95B3D7" w:themeColor="accent1" w:themeTint="99"/>
+        <w:left w:val="single" w:sz="4" w:space="0" w:color="95B3D7" w:themeColor="accent1" w:themeTint="99"/>
+        <w:bottom w:val="single" w:sz="4" w:space="0" w:color="95B3D7" w:themeColor="accent1" w:themeTint="99"/>
+        <w:right w:val="single" w:sz="4" w:space="0" w:color="95B3D7" w:themeColor="accent1" w:themeTint="99"/>
+        <w:insideH w:val="single" w:sz="4" w:space="0" w:color="95B3D7" w:themeColor="accent1" w:themeTint="99"/>
+        <w:insideV w:val="single" w:sz="4" w:space="0" w:color="95B3D7" w:themeColor="accent1" w:themeTint="99"/>
+      </w:tblBorders>
+    </w:tblPr>
+    <w:tblStylePr w:type="firstRow">
+      <w:rPr>
+        <w:b/>
+        <w:bCs/>
+        <w:color w:val="FFFFFF" w:themeColor="background1"/>
+      </w:rPr>
+      <w:tblPr/>
+      <w:tcPr>
+        <w:tcBorders>
+          <w:top w:val="single" w:sz="4" w:space="0" w:color="4F81BD" w:themeColor="accent1"/>
+          <w:left w:val="single" w:sz="4" w:space="0" w:color="4F81BD" w:themeColor="accent1"/>
+          <w:bottom w:val="single" w:sz="4" w:space="0" w:color="4F81BD" w:themeColor="accent1"/>
+          <w:right w:val="single" w:sz="4" w:space="0" w:color="4F81BD" w:themeColor="accent1"/>
+          <w:insideH w:val="nil"/>
+          <w:insideV w:val="nil"/>
+        </w:tcBorders>
+        <w:shd w:val="clear" w:color="auto" w:fill="4F81BD" w:themeFill="accent1"/>
+      </w:tcPr>
+    </w:tblStylePr>
+    <w:tblStylePr w:type="lastRow">
+      <w:rPr>
+        <w:b/>
+        <w:bCs/>
+      </w:rPr>
+      <w:tblPr/>
+      <w:tcPr>
+        <w:tcBorders>
+          <w:top w:val="double" w:sz="4" w:space="0" w:color="4F81BD" w:themeColor="accent1"/>
+        </w:tcBorders>
+      </w:tcPr>
+    </w:tblStylePr>
+    <w:tblStylePr w:type="firstCol">
+      <w:rPr>
+        <w:b/>
+        <w:bCs/>
+      </w:rPr>
+    </w:tblStylePr>
+    <w:tblStylePr w:type="lastCol">
+      <w:rPr>
+        <w:b/>
+        <w:bCs/>
+      </w:rPr>
+    </w:tblStylePr>
+    <w:tblStylePr w:type="band1Vert">
+      <w:tblPr/>
+      <w:tcPr>
+        <w:shd w:val="clear" w:color="auto" w:fill="DBE5F1" w:themeFill="accent1" w:themeFillTint="33"/>
+      </w:tcPr>
+    </w:tblStylePr>
+    <w:tblStylePr w:type="band1Horz">
+      <w:tblPr/>
+      <w:tcPr>
+        <w:shd w:val="clear" w:color="auto" w:fill="DBE5F1" w:themeFill="accent1" w:themeFillTint="33"/>
+      </w:tcPr>
+    </w:tblStylePr>
+  </w:style>
 </w:styles>
 </file>
 

--- a/docs/Jacobs-Industries-Supply-Chain-Report.docx
+++ b/docs/Jacobs-Industries-Supply-Chain-Report.docx
@@ -1971,7 +1971,6 @@
           <w:p>
             <w:pPr>
               <w:spacing w:line="480" w:lineRule="auto"/>
-              <w:ind w:firstLine="720"/>
               <w:rPr>
                 <w:rFonts w:asciiTheme="majorHAnsi" w:hAnsiTheme="majorHAnsi" w:cstheme="majorHAnsi"/>
                 <w:sz w:val="22"/>
@@ -1994,7 +1993,6 @@
           <w:p>
             <w:pPr>
               <w:spacing w:line="480" w:lineRule="auto"/>
-              <w:ind w:firstLine="720"/>
               <w:cnfStyle w:val="100000000000" w:firstRow="1" w:lastRow="0" w:firstColumn="0" w:lastColumn="0" w:oddVBand="0" w:evenVBand="0" w:oddHBand="0" w:evenHBand="0" w:firstRowFirstColumn="0" w:firstRowLastColumn="0" w:lastRowFirstColumn="0" w:lastRowLastColumn="0"/>
               <w:rPr>
                 <w:rFonts w:asciiTheme="majorHAnsi" w:hAnsiTheme="majorHAnsi" w:cstheme="majorHAnsi"/>
@@ -2018,7 +2016,6 @@
           <w:p>
             <w:pPr>
               <w:spacing w:line="480" w:lineRule="auto"/>
-              <w:ind w:firstLine="720"/>
               <w:cnfStyle w:val="100000000000" w:firstRow="1" w:lastRow="0" w:firstColumn="0" w:lastColumn="0" w:oddVBand="0" w:evenVBand="0" w:oddHBand="0" w:evenHBand="0" w:firstRowFirstColumn="0" w:firstRowLastColumn="0" w:lastRowFirstColumn="0" w:lastRowLastColumn="0"/>
               <w:rPr>
                 <w:rFonts w:asciiTheme="majorHAnsi" w:hAnsiTheme="majorHAnsi" w:cstheme="majorHAnsi"/>
@@ -2048,7 +2045,6 @@
           <w:p>
             <w:pPr>
               <w:spacing w:line="480" w:lineRule="auto"/>
-              <w:ind w:firstLine="720"/>
               <w:rPr>
                 <w:rFonts w:asciiTheme="majorHAnsi" w:hAnsiTheme="majorHAnsi" w:cstheme="majorHAnsi"/>
                 <w:sz w:val="22"/>
@@ -2070,7 +2066,6 @@
           <w:p>
             <w:pPr>
               <w:spacing w:line="480" w:lineRule="auto"/>
-              <w:ind w:firstLine="720"/>
               <w:cnfStyle w:val="000000100000" w:firstRow="0" w:lastRow="0" w:firstColumn="0" w:lastColumn="0" w:oddVBand="0" w:evenVBand="0" w:oddHBand="1" w:evenHBand="0" w:firstRowFirstColumn="0" w:firstRowLastColumn="0" w:lastRowFirstColumn="0" w:lastRowLastColumn="0"/>
               <w:rPr>
                 <w:rFonts w:asciiTheme="majorHAnsi" w:hAnsiTheme="majorHAnsi" w:cstheme="majorHAnsi"/>
@@ -2093,7 +2088,6 @@
           <w:p>
             <w:pPr>
               <w:spacing w:line="480" w:lineRule="auto"/>
-              <w:ind w:firstLine="720"/>
               <w:cnfStyle w:val="000000100000" w:firstRow="0" w:lastRow="0" w:firstColumn="0" w:lastColumn="0" w:oddVBand="0" w:evenVBand="0" w:oddHBand="1" w:evenHBand="0" w:firstRowFirstColumn="0" w:firstRowLastColumn="0" w:lastRowFirstColumn="0" w:lastRowLastColumn="0"/>
               <w:rPr>
                 <w:rFonts w:asciiTheme="majorHAnsi" w:hAnsiTheme="majorHAnsi" w:cstheme="majorHAnsi"/>
@@ -2119,7 +2113,6 @@
           <w:p>
             <w:pPr>
               <w:spacing w:line="480" w:lineRule="auto"/>
-              <w:ind w:firstLine="720"/>
               <w:rPr>
                 <w:rFonts w:asciiTheme="majorHAnsi" w:hAnsiTheme="majorHAnsi" w:cstheme="majorHAnsi"/>
                 <w:sz w:val="22"/>
@@ -2141,7 +2134,6 @@
           <w:p>
             <w:pPr>
               <w:spacing w:line="480" w:lineRule="auto"/>
-              <w:ind w:firstLine="720"/>
               <w:cnfStyle w:val="000000000000" w:firstRow="0" w:lastRow="0" w:firstColumn="0" w:lastColumn="0" w:oddVBand="0" w:evenVBand="0" w:oddHBand="0" w:evenHBand="0" w:firstRowFirstColumn="0" w:firstRowLastColumn="0" w:lastRowFirstColumn="0" w:lastRowLastColumn="0"/>
               <w:rPr>
                 <w:rFonts w:asciiTheme="majorHAnsi" w:hAnsiTheme="majorHAnsi" w:cstheme="majorHAnsi"/>
@@ -2164,7 +2156,6 @@
           <w:p>
             <w:pPr>
               <w:spacing w:line="480" w:lineRule="auto"/>
-              <w:ind w:firstLine="720"/>
               <w:cnfStyle w:val="000000000000" w:firstRow="0" w:lastRow="0" w:firstColumn="0" w:lastColumn="0" w:oddVBand="0" w:evenVBand="0" w:oddHBand="0" w:evenHBand="0" w:firstRowFirstColumn="0" w:firstRowLastColumn="0" w:lastRowFirstColumn="0" w:lastRowLastColumn="0"/>
               <w:rPr>
                 <w:rFonts w:asciiTheme="majorHAnsi" w:hAnsiTheme="majorHAnsi" w:cstheme="majorHAnsi"/>
@@ -2193,7 +2184,6 @@
           <w:p>
             <w:pPr>
               <w:spacing w:line="480" w:lineRule="auto"/>
-              <w:ind w:firstLine="720"/>
               <w:rPr>
                 <w:rFonts w:asciiTheme="majorHAnsi" w:hAnsiTheme="majorHAnsi" w:cstheme="majorHAnsi"/>
                 <w:sz w:val="22"/>
@@ -2215,7 +2205,6 @@
           <w:p>
             <w:pPr>
               <w:spacing w:line="480" w:lineRule="auto"/>
-              <w:ind w:firstLine="720"/>
               <w:cnfStyle w:val="000000100000" w:firstRow="0" w:lastRow="0" w:firstColumn="0" w:lastColumn="0" w:oddVBand="0" w:evenVBand="0" w:oddHBand="1" w:evenHBand="0" w:firstRowFirstColumn="0" w:firstRowLastColumn="0" w:lastRowFirstColumn="0" w:lastRowLastColumn="0"/>
               <w:rPr>
                 <w:rFonts w:asciiTheme="majorHAnsi" w:hAnsiTheme="majorHAnsi" w:cstheme="majorHAnsi"/>
@@ -2238,7 +2227,6 @@
           <w:p>
             <w:pPr>
               <w:spacing w:line="480" w:lineRule="auto"/>
-              <w:ind w:firstLine="720"/>
               <w:cnfStyle w:val="000000100000" w:firstRow="0" w:lastRow="0" w:firstColumn="0" w:lastColumn="0" w:oddVBand="0" w:evenVBand="0" w:oddHBand="1" w:evenHBand="0" w:firstRowFirstColumn="0" w:firstRowLastColumn="0" w:lastRowFirstColumn="0" w:lastRowLastColumn="0"/>
               <w:rPr>
                 <w:rFonts w:asciiTheme="majorHAnsi" w:hAnsiTheme="majorHAnsi" w:cstheme="majorHAnsi"/>
@@ -2264,7 +2252,6 @@
           <w:p>
             <w:pPr>
               <w:spacing w:line="480" w:lineRule="auto"/>
-              <w:ind w:firstLine="720"/>
               <w:rPr>
                 <w:rFonts w:asciiTheme="majorHAnsi" w:hAnsiTheme="majorHAnsi" w:cstheme="majorHAnsi"/>
                 <w:sz w:val="22"/>
@@ -2286,7 +2273,6 @@
           <w:p>
             <w:pPr>
               <w:spacing w:line="480" w:lineRule="auto"/>
-              <w:ind w:firstLine="720"/>
               <w:cnfStyle w:val="000000000000" w:firstRow="0" w:lastRow="0" w:firstColumn="0" w:lastColumn="0" w:oddVBand="0" w:evenVBand="0" w:oddHBand="0" w:evenHBand="0" w:firstRowFirstColumn="0" w:firstRowLastColumn="0" w:lastRowFirstColumn="0" w:lastRowLastColumn="0"/>
               <w:rPr>
                 <w:rFonts w:asciiTheme="majorHAnsi" w:hAnsiTheme="majorHAnsi" w:cstheme="majorHAnsi"/>
@@ -2309,7 +2295,6 @@
           <w:p>
             <w:pPr>
               <w:spacing w:line="480" w:lineRule="auto"/>
-              <w:ind w:firstLine="720"/>
               <w:cnfStyle w:val="000000000000" w:firstRow="0" w:lastRow="0" w:firstColumn="0" w:lastColumn="0" w:oddVBand="0" w:evenVBand="0" w:oddHBand="0" w:evenHBand="0" w:firstRowFirstColumn="0" w:firstRowLastColumn="0" w:lastRowFirstColumn="0" w:lastRowLastColumn="0"/>
               <w:rPr>
                 <w:rFonts w:asciiTheme="majorHAnsi" w:hAnsiTheme="majorHAnsi" w:cstheme="majorHAnsi"/>
@@ -2338,7 +2323,6 @@
           <w:p>
             <w:pPr>
               <w:spacing w:line="480" w:lineRule="auto"/>
-              <w:ind w:firstLine="720"/>
               <w:rPr>
                 <w:rFonts w:asciiTheme="majorHAnsi" w:hAnsiTheme="majorHAnsi" w:cstheme="majorHAnsi"/>
                 <w:sz w:val="22"/>
@@ -2360,7 +2344,6 @@
           <w:p>
             <w:pPr>
               <w:spacing w:line="480" w:lineRule="auto"/>
-              <w:ind w:firstLine="720"/>
               <w:cnfStyle w:val="000000100000" w:firstRow="0" w:lastRow="0" w:firstColumn="0" w:lastColumn="0" w:oddVBand="0" w:evenVBand="0" w:oddHBand="1" w:evenHBand="0" w:firstRowFirstColumn="0" w:firstRowLastColumn="0" w:lastRowFirstColumn="0" w:lastRowLastColumn="0"/>
               <w:rPr>
                 <w:rFonts w:asciiTheme="majorHAnsi" w:hAnsiTheme="majorHAnsi" w:cstheme="majorHAnsi"/>
@@ -2383,7 +2366,6 @@
           <w:p>
             <w:pPr>
               <w:spacing w:line="480" w:lineRule="auto"/>
-              <w:ind w:firstLine="720"/>
               <w:cnfStyle w:val="000000100000" w:firstRow="0" w:lastRow="0" w:firstColumn="0" w:lastColumn="0" w:oddVBand="0" w:evenVBand="0" w:oddHBand="1" w:evenHBand="0" w:firstRowFirstColumn="0" w:firstRowLastColumn="0" w:lastRowFirstColumn="0" w:lastRowLastColumn="0"/>
               <w:rPr>
                 <w:rFonts w:asciiTheme="majorHAnsi" w:hAnsiTheme="majorHAnsi" w:cstheme="majorHAnsi"/>
@@ -2977,7 +2959,35 @@
           <w:rFonts w:asciiTheme="majorHAnsi" w:hAnsiTheme="majorHAnsi" w:cstheme="majorHAnsi"/>
           <w:sz w:val="22"/>
         </w:rPr>
-        <w:t xml:space="preserve">730), 3 orders were </w:t>
+        <w:t>730), 3 orders were observed, for an average inter</w:t>
+      </w:r>
+      <w:r>
+        <w:rPr>
+          <w:rFonts w:asciiTheme="majorHAnsi" w:hAnsiTheme="majorHAnsi" w:cstheme="majorHAnsi"/>
+          <w:sz w:val="22"/>
+        </w:rPr>
+        <w:t>-</w:t>
+      </w:r>
+      <w:r>
+        <w:rPr>
+          <w:rFonts w:asciiTheme="majorHAnsi" w:hAnsiTheme="majorHAnsi" w:cstheme="majorHAnsi"/>
+          <w:sz w:val="22"/>
+        </w:rPr>
+        <w:t>arrival time of 20 days. Dividing the fixed order size by the inter</w:t>
+      </w:r>
+      <w:r>
+        <w:rPr>
+          <w:rFonts w:asciiTheme="majorHAnsi" w:hAnsiTheme="majorHAnsi" w:cstheme="majorHAnsi"/>
+          <w:sz w:val="22"/>
+        </w:rPr>
+        <w:t>-</w:t>
+      </w:r>
+      <w:r>
+        <w:rPr>
+          <w:rFonts w:asciiTheme="majorHAnsi" w:hAnsiTheme="majorHAnsi" w:cstheme="majorHAnsi"/>
+          <w:sz w:val="22"/>
+        </w:rPr>
+        <w:t xml:space="preserve">arrival time gives </w:t>
       </w:r>
       <w:r>
         <w:rPr>
@@ -2985,35 +2995,7 @@
           <w:sz w:val="22"/>
         </w:rPr>
         <w:lastRenderedPageBreak/>
-        <w:t>observed, for an average inter</w:t>
-      </w:r>
-      <w:r>
-        <w:rPr>
-          <w:rFonts w:asciiTheme="majorHAnsi" w:hAnsiTheme="majorHAnsi" w:cstheme="majorHAnsi"/>
-          <w:sz w:val="22"/>
-        </w:rPr>
-        <w:t>-</w:t>
-      </w:r>
-      <w:r>
-        <w:rPr>
-          <w:rFonts w:asciiTheme="majorHAnsi" w:hAnsiTheme="majorHAnsi" w:cstheme="majorHAnsi"/>
-          <w:sz w:val="22"/>
-        </w:rPr>
-        <w:t>arrival time of 20 days. Dividing the fixed order size by the inter</w:t>
-      </w:r>
-      <w:r>
-        <w:rPr>
-          <w:rFonts w:asciiTheme="majorHAnsi" w:hAnsiTheme="majorHAnsi" w:cstheme="majorHAnsi"/>
-          <w:sz w:val="22"/>
-        </w:rPr>
-        <w:t>-</w:t>
-      </w:r>
-      <w:r>
-        <w:rPr>
-          <w:rFonts w:asciiTheme="majorHAnsi" w:hAnsiTheme="majorHAnsi" w:cstheme="majorHAnsi"/>
-          <w:sz w:val="22"/>
-        </w:rPr>
-        <w:t>arrival time gives an underlying consumption rate of 250 ÷ 20 = 12.5 drums/day (1.5 orders per month), used as a flat forecast, decaying to 6.25 drums/day (0.75 orders/month) during wind</w:t>
+        <w:t>an underlying consumption rate of 250 ÷ 20 = 12.5 drums/day (1.5 orders per month), used as a flat forecast, decaying to 6.25 drums/day (0.75 orders/month) during wind</w:t>
       </w:r>
       <w:r>
         <w:rPr>
@@ -3266,15 +3248,7 @@
           <w:sz w:val="22"/>
           <w:lang w:val="vi-VN"/>
         </w:rPr>
-        <w:t xml:space="preserve"> and </w:t>
-      </w:r>
-      <w:r>
-        <w:rPr>
-          <w:rFonts w:asciiTheme="majorHAnsi" w:hAnsiTheme="majorHAnsi" w:cstheme="majorHAnsi"/>
-          <w:sz w:val="22"/>
-          <w:lang w:val="vi-VN"/>
-        </w:rPr>
-        <w:t>Entworpe</w:t>
+        <w:t xml:space="preserve"> and Entworpe</w:t>
       </w:r>
       <w:r>
         <w:rPr>
@@ -3839,21 +3813,7 @@
                 <w:rFonts w:asciiTheme="majorHAnsi" w:hAnsiTheme="majorHAnsi" w:cstheme="majorHAnsi"/>
                 <w:sz w:val="22"/>
               </w:rPr>
-              <w:t>(</w:t>
-            </w:r>
-            <w:r>
-              <w:rPr>
-                <w:rFonts w:asciiTheme="majorHAnsi" w:hAnsiTheme="majorHAnsi" w:cstheme="majorHAnsi"/>
-                <w:sz w:val="22"/>
-              </w:rPr>
-              <w:t>$2,046,234</w:t>
-            </w:r>
-            <w:r>
-              <w:rPr>
-                <w:rFonts w:asciiTheme="majorHAnsi" w:hAnsiTheme="majorHAnsi" w:cstheme="majorHAnsi"/>
-                <w:sz w:val="22"/>
-              </w:rPr>
-              <w:t>)</w:t>
+              <w:t>($2,046,234)</w:t>
             </w:r>
           </w:p>
         </w:tc>
@@ -4031,21 +3991,7 @@
                 <w:rFonts w:asciiTheme="majorHAnsi" w:hAnsiTheme="majorHAnsi" w:cstheme="majorHAnsi"/>
                 <w:sz w:val="22"/>
               </w:rPr>
-              <w:t>(</w:t>
-            </w:r>
-            <w:r>
-              <w:rPr>
-                <w:rFonts w:asciiTheme="majorHAnsi" w:hAnsiTheme="majorHAnsi" w:cstheme="majorHAnsi"/>
-                <w:sz w:val="22"/>
-              </w:rPr>
-              <w:t>$977,871</w:t>
-            </w:r>
-            <w:r>
-              <w:rPr>
-                <w:rFonts w:asciiTheme="majorHAnsi" w:hAnsiTheme="majorHAnsi" w:cstheme="majorHAnsi"/>
-                <w:sz w:val="22"/>
-              </w:rPr>
-              <w:t>)</w:t>
+              <w:t>($977,871)</w:t>
             </w:r>
           </w:p>
         </w:tc>
@@ -4226,21 +4172,7 @@
                 <w:rFonts w:asciiTheme="majorHAnsi" w:hAnsiTheme="majorHAnsi" w:cstheme="majorHAnsi"/>
                 <w:sz w:val="22"/>
               </w:rPr>
-              <w:t>(</w:t>
-            </w:r>
-            <w:r>
-              <w:rPr>
-                <w:rFonts w:asciiTheme="majorHAnsi" w:hAnsiTheme="majorHAnsi" w:cstheme="majorHAnsi"/>
-                <w:sz w:val="22"/>
-              </w:rPr>
-              <w:t>$843,350</w:t>
-            </w:r>
-            <w:r>
-              <w:rPr>
-                <w:rFonts w:asciiTheme="majorHAnsi" w:hAnsiTheme="majorHAnsi" w:cstheme="majorHAnsi"/>
-                <w:sz w:val="22"/>
-              </w:rPr>
-              <w:t>)</w:t>
+              <w:t>($843,350)</w:t>
             </w:r>
           </w:p>
         </w:tc>
@@ -4432,14 +4364,7 @@
                 <w:rFonts w:asciiTheme="majorHAnsi" w:hAnsiTheme="majorHAnsi" w:cstheme="majorHAnsi"/>
                 <w:sz w:val="22"/>
               </w:rPr>
-              <w:t>+</w:t>
-            </w:r>
-            <w:r>
-              <w:rPr>
-                <w:rFonts w:asciiTheme="majorHAnsi" w:hAnsiTheme="majorHAnsi" w:cstheme="majorHAnsi"/>
-                <w:sz w:val="22"/>
-              </w:rPr>
-              <w:t>$1,007,115</w:t>
+              <w:t>+$1,007,115</w:t>
             </w:r>
           </w:p>
         </w:tc>
@@ -5890,42 +5815,7 @@
           <w:rFonts w:asciiTheme="majorHAnsi" w:hAnsiTheme="majorHAnsi" w:cstheme="majorHAnsi"/>
           <w:sz w:val="22"/>
         </w:rPr>
-        <w:t>T</w:t>
-      </w:r>
-      <w:r>
-        <w:rPr>
-          <w:rFonts w:asciiTheme="majorHAnsi" w:hAnsiTheme="majorHAnsi" w:cstheme="majorHAnsi"/>
-          <w:sz w:val="22"/>
-        </w:rPr>
-        <w:t>he batch-size / safety-stock / ROP table below is a live decision tool, not a one-time snapshot: if a phase</w:t>
-      </w:r>
-      <w:r>
-        <w:rPr>
-          <w:rFonts w:asciiTheme="majorHAnsi" w:hAnsiTheme="majorHAnsi" w:cstheme="majorHAnsi"/>
-          <w:sz w:val="22"/>
-        </w:rPr>
-        <w:t>’</w:t>
-      </w:r>
-      <w:r>
-        <w:rPr>
-          <w:rFonts w:asciiTheme="majorHAnsi" w:hAnsiTheme="majorHAnsi" w:cstheme="majorHAnsi"/>
-          <w:sz w:val="22"/>
-        </w:rPr>
-        <w:t>s actual demand turns out to differ from the forecast, updating that phase</w:t>
-      </w:r>
-      <w:r>
-        <w:rPr>
-          <w:rFonts w:asciiTheme="majorHAnsi" w:hAnsiTheme="majorHAnsi" w:cstheme="majorHAnsi"/>
-          <w:sz w:val="22"/>
-        </w:rPr>
-        <w:t>’</w:t>
-      </w:r>
-      <w:r>
-        <w:rPr>
-          <w:rFonts w:asciiTheme="majorHAnsi" w:hAnsiTheme="majorHAnsi" w:cstheme="majorHAnsi"/>
-          <w:sz w:val="22"/>
-        </w:rPr>
-        <w:t xml:space="preserve">s figure in the “Consolidated data” sheet automatically recalculates the EOQ, practical batch, safety stock, and ROP for every affected route. </w:t>
+        <w:t xml:space="preserve">The batch-size / safety-stock / ROP table below is a live decision tool, not a one-time snapshot: if a phase’s actual demand turns out to differ from the forecast, updating that phase’s figure in the “Consolidated data” sheet automatically recalculates the EOQ, practical batch, safety stock, and ROP for every affected route. </w:t>
       </w:r>
       <w:r>
         <w:rPr>
@@ -6002,7 +5892,6 @@
           <w:p>
             <w:pPr>
               <w:spacing w:line="480" w:lineRule="auto"/>
-              <w:ind w:firstLine="720"/>
               <w:rPr>
                 <w:rFonts w:asciiTheme="majorHAnsi" w:hAnsiTheme="majorHAnsi" w:cstheme="majorHAnsi"/>
                 <w:sz w:val="22"/>
@@ -6025,7 +5914,6 @@
           <w:p>
             <w:pPr>
               <w:spacing w:line="480" w:lineRule="auto"/>
-              <w:ind w:firstLine="720"/>
               <w:cnfStyle w:val="100000000000" w:firstRow="1" w:lastRow="0" w:firstColumn="0" w:lastColumn="0" w:oddVBand="0" w:evenVBand="0" w:oddHBand="0" w:evenHBand="0" w:firstRowFirstColumn="0" w:firstRowLastColumn="0" w:lastRowFirstColumn="0" w:lastRowLastColumn="0"/>
               <w:rPr>
                 <w:rFonts w:asciiTheme="majorHAnsi" w:hAnsiTheme="majorHAnsi" w:cstheme="majorHAnsi"/>
@@ -6049,7 +5937,6 @@
           <w:p>
             <w:pPr>
               <w:spacing w:line="480" w:lineRule="auto"/>
-              <w:ind w:firstLine="720"/>
               <w:cnfStyle w:val="100000000000" w:firstRow="1" w:lastRow="0" w:firstColumn="0" w:lastColumn="0" w:oddVBand="0" w:evenVBand="0" w:oddHBand="0" w:evenHBand="0" w:firstRowFirstColumn="0" w:firstRowLastColumn="0" w:lastRowFirstColumn="0" w:lastRowLastColumn="0"/>
               <w:rPr>
                 <w:rFonts w:asciiTheme="majorHAnsi" w:hAnsiTheme="majorHAnsi" w:cstheme="majorHAnsi"/>
@@ -6073,7 +5960,6 @@
           <w:p>
             <w:pPr>
               <w:spacing w:line="480" w:lineRule="auto"/>
-              <w:ind w:firstLine="720"/>
               <w:cnfStyle w:val="100000000000" w:firstRow="1" w:lastRow="0" w:firstColumn="0" w:lastColumn="0" w:oddVBand="0" w:evenVBand="0" w:oddHBand="0" w:evenHBand="0" w:firstRowFirstColumn="0" w:firstRowLastColumn="0" w:lastRowFirstColumn="0" w:lastRowLastColumn="0"/>
               <w:rPr>
                 <w:rFonts w:asciiTheme="majorHAnsi" w:hAnsiTheme="majorHAnsi" w:cstheme="majorHAnsi"/>
@@ -6097,7 +5983,6 @@
           <w:p>
             <w:pPr>
               <w:spacing w:line="480" w:lineRule="auto"/>
-              <w:ind w:firstLine="720"/>
               <w:cnfStyle w:val="100000000000" w:firstRow="1" w:lastRow="0" w:firstColumn="0" w:lastColumn="0" w:oddVBand="0" w:evenVBand="0" w:oddHBand="0" w:evenHBand="0" w:firstRowFirstColumn="0" w:firstRowLastColumn="0" w:lastRowFirstColumn="0" w:lastRowLastColumn="0"/>
               <w:rPr>
                 <w:rFonts w:asciiTheme="majorHAnsi" w:hAnsiTheme="majorHAnsi" w:cstheme="majorHAnsi"/>
@@ -6121,7 +6006,6 @@
           <w:p>
             <w:pPr>
               <w:spacing w:line="480" w:lineRule="auto"/>
-              <w:ind w:firstLine="720"/>
               <w:cnfStyle w:val="100000000000" w:firstRow="1" w:lastRow="0" w:firstColumn="0" w:lastColumn="0" w:oddVBand="0" w:evenVBand="0" w:oddHBand="0" w:evenHBand="0" w:firstRowFirstColumn="0" w:firstRowLastColumn="0" w:lastRowFirstColumn="0" w:lastRowLastColumn="0"/>
               <w:rPr>
                 <w:rFonts w:asciiTheme="majorHAnsi" w:hAnsiTheme="majorHAnsi" w:cstheme="majorHAnsi"/>
@@ -6151,7 +6035,6 @@
           <w:p>
             <w:pPr>
               <w:spacing w:line="480" w:lineRule="auto"/>
-              <w:ind w:firstLine="720"/>
               <w:rPr>
                 <w:rFonts w:asciiTheme="majorHAnsi" w:hAnsiTheme="majorHAnsi" w:cstheme="majorHAnsi"/>
                 <w:sz w:val="22"/>
@@ -6173,7 +6056,6 @@
           <w:p>
             <w:pPr>
               <w:spacing w:line="480" w:lineRule="auto"/>
-              <w:ind w:firstLine="720"/>
               <w:cnfStyle w:val="000000100000" w:firstRow="0" w:lastRow="0" w:firstColumn="0" w:lastColumn="0" w:oddVBand="0" w:evenVBand="0" w:oddHBand="1" w:evenHBand="0" w:firstRowFirstColumn="0" w:firstRowLastColumn="0" w:lastRowFirstColumn="0" w:lastRowLastColumn="0"/>
               <w:rPr>
                 <w:rFonts w:asciiTheme="majorHAnsi" w:hAnsiTheme="majorHAnsi" w:cstheme="majorHAnsi"/>
@@ -6196,7 +6078,6 @@
           <w:p>
             <w:pPr>
               <w:spacing w:line="480" w:lineRule="auto"/>
-              <w:ind w:firstLine="720"/>
               <w:cnfStyle w:val="000000100000" w:firstRow="0" w:lastRow="0" w:firstColumn="0" w:lastColumn="0" w:oddVBand="0" w:evenVBand="0" w:oddHBand="1" w:evenHBand="0" w:firstRowFirstColumn="0" w:firstRowLastColumn="0" w:lastRowFirstColumn="0" w:lastRowLastColumn="0"/>
               <w:rPr>
                 <w:rFonts w:asciiTheme="majorHAnsi" w:hAnsiTheme="majorHAnsi" w:cstheme="majorHAnsi"/>
@@ -6219,7 +6100,6 @@
           <w:p>
             <w:pPr>
               <w:spacing w:line="480" w:lineRule="auto"/>
-              <w:ind w:firstLine="720"/>
               <w:cnfStyle w:val="000000100000" w:firstRow="0" w:lastRow="0" w:firstColumn="0" w:lastColumn="0" w:oddVBand="0" w:evenVBand="0" w:oddHBand="1" w:evenHBand="0" w:firstRowFirstColumn="0" w:firstRowLastColumn="0" w:lastRowFirstColumn="0" w:lastRowLastColumn="0"/>
               <w:rPr>
                 <w:rFonts w:asciiTheme="majorHAnsi" w:hAnsiTheme="majorHAnsi" w:cstheme="majorHAnsi"/>
@@ -6242,7 +6122,6 @@
           <w:p>
             <w:pPr>
               <w:spacing w:line="480" w:lineRule="auto"/>
-              <w:ind w:firstLine="720"/>
               <w:cnfStyle w:val="000000100000" w:firstRow="0" w:lastRow="0" w:firstColumn="0" w:lastColumn="0" w:oddVBand="0" w:evenVBand="0" w:oddHBand="1" w:evenHBand="0" w:firstRowFirstColumn="0" w:firstRowLastColumn="0" w:lastRowFirstColumn="0" w:lastRowLastColumn="0"/>
               <w:rPr>
                 <w:rFonts w:asciiTheme="majorHAnsi" w:hAnsiTheme="majorHAnsi" w:cstheme="majorHAnsi"/>
@@ -6265,7 +6144,6 @@
           <w:p>
             <w:pPr>
               <w:spacing w:line="480" w:lineRule="auto"/>
-              <w:ind w:firstLine="720"/>
               <w:cnfStyle w:val="000000100000" w:firstRow="0" w:lastRow="0" w:firstColumn="0" w:lastColumn="0" w:oddVBand="0" w:evenVBand="0" w:oddHBand="1" w:evenHBand="0" w:firstRowFirstColumn="0" w:firstRowLastColumn="0" w:lastRowFirstColumn="0" w:lastRowLastColumn="0"/>
               <w:rPr>
                 <w:rFonts w:asciiTheme="majorHAnsi" w:hAnsiTheme="majorHAnsi" w:cstheme="majorHAnsi"/>
@@ -6291,7 +6169,6 @@
           <w:p>
             <w:pPr>
               <w:spacing w:line="480" w:lineRule="auto"/>
-              <w:ind w:firstLine="720"/>
               <w:rPr>
                 <w:rFonts w:asciiTheme="majorHAnsi" w:hAnsiTheme="majorHAnsi" w:cstheme="majorHAnsi"/>
                 <w:sz w:val="22"/>
@@ -6313,7 +6190,6 @@
           <w:p>
             <w:pPr>
               <w:spacing w:line="480" w:lineRule="auto"/>
-              <w:ind w:firstLine="720"/>
               <w:cnfStyle w:val="000000000000" w:firstRow="0" w:lastRow="0" w:firstColumn="0" w:lastColumn="0" w:oddVBand="0" w:evenVBand="0" w:oddHBand="0" w:evenHBand="0" w:firstRowFirstColumn="0" w:firstRowLastColumn="0" w:lastRowFirstColumn="0" w:lastRowLastColumn="0"/>
               <w:rPr>
                 <w:rFonts w:asciiTheme="majorHAnsi" w:hAnsiTheme="majorHAnsi" w:cstheme="majorHAnsi"/>
@@ -6336,7 +6212,6 @@
           <w:p>
             <w:pPr>
               <w:spacing w:line="480" w:lineRule="auto"/>
-              <w:ind w:firstLine="720"/>
               <w:cnfStyle w:val="000000000000" w:firstRow="0" w:lastRow="0" w:firstColumn="0" w:lastColumn="0" w:oddVBand="0" w:evenVBand="0" w:oddHBand="0" w:evenHBand="0" w:firstRowFirstColumn="0" w:firstRowLastColumn="0" w:lastRowFirstColumn="0" w:lastRowLastColumn="0"/>
               <w:rPr>
                 <w:rFonts w:asciiTheme="majorHAnsi" w:hAnsiTheme="majorHAnsi" w:cstheme="majorHAnsi"/>
@@ -6359,7 +6234,6 @@
           <w:p>
             <w:pPr>
               <w:spacing w:line="480" w:lineRule="auto"/>
-              <w:ind w:firstLine="720"/>
               <w:cnfStyle w:val="000000000000" w:firstRow="0" w:lastRow="0" w:firstColumn="0" w:lastColumn="0" w:oddVBand="0" w:evenVBand="0" w:oddHBand="0" w:evenHBand="0" w:firstRowFirstColumn="0" w:firstRowLastColumn="0" w:lastRowFirstColumn="0" w:lastRowLastColumn="0"/>
               <w:rPr>
                 <w:rFonts w:asciiTheme="majorHAnsi" w:hAnsiTheme="majorHAnsi" w:cstheme="majorHAnsi"/>
@@ -6382,7 +6256,6 @@
           <w:p>
             <w:pPr>
               <w:spacing w:line="480" w:lineRule="auto"/>
-              <w:ind w:firstLine="720"/>
               <w:cnfStyle w:val="000000000000" w:firstRow="0" w:lastRow="0" w:firstColumn="0" w:lastColumn="0" w:oddVBand="0" w:evenVBand="0" w:oddHBand="0" w:evenHBand="0" w:firstRowFirstColumn="0" w:firstRowLastColumn="0" w:lastRowFirstColumn="0" w:lastRowLastColumn="0"/>
               <w:rPr>
                 <w:rFonts w:asciiTheme="majorHAnsi" w:hAnsiTheme="majorHAnsi" w:cstheme="majorHAnsi"/>
@@ -6412,7 +6285,6 @@
           <w:p>
             <w:pPr>
               <w:spacing w:line="480" w:lineRule="auto"/>
-              <w:ind w:firstLine="720"/>
               <w:cnfStyle w:val="000000000000" w:firstRow="0" w:lastRow="0" w:firstColumn="0" w:lastColumn="0" w:oddVBand="0" w:evenVBand="0" w:oddHBand="0" w:evenHBand="0" w:firstRowFirstColumn="0" w:firstRowLastColumn="0" w:lastRowFirstColumn="0" w:lastRowLastColumn="0"/>
               <w:rPr>
                 <w:rFonts w:asciiTheme="majorHAnsi" w:hAnsiTheme="majorHAnsi" w:cstheme="majorHAnsi"/>
@@ -6448,7 +6320,6 @@
           <w:p>
             <w:pPr>
               <w:spacing w:line="480" w:lineRule="auto"/>
-              <w:ind w:firstLine="720"/>
               <w:rPr>
                 <w:rFonts w:asciiTheme="majorHAnsi" w:hAnsiTheme="majorHAnsi" w:cstheme="majorHAnsi"/>
                 <w:sz w:val="22"/>
@@ -6470,7 +6341,6 @@
           <w:p>
             <w:pPr>
               <w:spacing w:line="480" w:lineRule="auto"/>
-              <w:ind w:firstLine="720"/>
               <w:cnfStyle w:val="000000100000" w:firstRow="0" w:lastRow="0" w:firstColumn="0" w:lastColumn="0" w:oddVBand="0" w:evenVBand="0" w:oddHBand="1" w:evenHBand="0" w:firstRowFirstColumn="0" w:firstRowLastColumn="0" w:lastRowFirstColumn="0" w:lastRowLastColumn="0"/>
               <w:rPr>
                 <w:rFonts w:asciiTheme="majorHAnsi" w:hAnsiTheme="majorHAnsi" w:cstheme="majorHAnsi"/>
@@ -6493,7 +6363,6 @@
           <w:p>
             <w:pPr>
               <w:spacing w:line="480" w:lineRule="auto"/>
-              <w:ind w:firstLine="720"/>
               <w:cnfStyle w:val="000000100000" w:firstRow="0" w:lastRow="0" w:firstColumn="0" w:lastColumn="0" w:oddVBand="0" w:evenVBand="0" w:oddHBand="1" w:evenHBand="0" w:firstRowFirstColumn="0" w:firstRowLastColumn="0" w:lastRowFirstColumn="0" w:lastRowLastColumn="0"/>
               <w:rPr>
                 <w:rFonts w:asciiTheme="majorHAnsi" w:hAnsiTheme="majorHAnsi" w:cstheme="majorHAnsi"/>
@@ -6523,7 +6392,6 @@
           <w:p>
             <w:pPr>
               <w:spacing w:line="480" w:lineRule="auto"/>
-              <w:ind w:firstLine="720"/>
               <w:cnfStyle w:val="000000100000" w:firstRow="0" w:lastRow="0" w:firstColumn="0" w:lastColumn="0" w:oddVBand="0" w:evenVBand="0" w:oddHBand="1" w:evenHBand="0" w:firstRowFirstColumn="0" w:firstRowLastColumn="0" w:lastRowFirstColumn="0" w:lastRowLastColumn="0"/>
               <w:rPr>
                 <w:rFonts w:asciiTheme="majorHAnsi" w:hAnsiTheme="majorHAnsi" w:cstheme="majorHAnsi"/>
@@ -6546,7 +6414,6 @@
           <w:p>
             <w:pPr>
               <w:spacing w:line="480" w:lineRule="auto"/>
-              <w:ind w:firstLine="720"/>
               <w:cnfStyle w:val="000000100000" w:firstRow="0" w:lastRow="0" w:firstColumn="0" w:lastColumn="0" w:oddVBand="0" w:evenVBand="0" w:oddHBand="1" w:evenHBand="0" w:firstRowFirstColumn="0" w:firstRowLastColumn="0" w:lastRowFirstColumn="0" w:lastRowLastColumn="0"/>
               <w:rPr>
                 <w:rFonts w:asciiTheme="majorHAnsi" w:hAnsiTheme="majorHAnsi" w:cstheme="majorHAnsi"/>
@@ -6569,7 +6436,6 @@
           <w:p>
             <w:pPr>
               <w:spacing w:line="480" w:lineRule="auto"/>
-              <w:ind w:firstLine="720"/>
               <w:cnfStyle w:val="000000100000" w:firstRow="0" w:lastRow="0" w:firstColumn="0" w:lastColumn="0" w:oddVBand="0" w:evenVBand="0" w:oddHBand="1" w:evenHBand="0" w:firstRowFirstColumn="0" w:firstRowLastColumn="0" w:lastRowFirstColumn="0" w:lastRowLastColumn="0"/>
               <w:rPr>
                 <w:rFonts w:asciiTheme="majorHAnsi" w:hAnsiTheme="majorHAnsi" w:cstheme="majorHAnsi"/>
@@ -6602,7 +6468,6 @@
           <w:p>
             <w:pPr>
               <w:spacing w:line="480" w:lineRule="auto"/>
-              <w:ind w:firstLine="720"/>
               <w:rPr>
                 <w:rFonts w:asciiTheme="majorHAnsi" w:hAnsiTheme="majorHAnsi" w:cstheme="majorHAnsi"/>
                 <w:sz w:val="22"/>
@@ -6624,7 +6489,6 @@
           <w:p>
             <w:pPr>
               <w:spacing w:line="480" w:lineRule="auto"/>
-              <w:ind w:firstLine="720"/>
               <w:cnfStyle w:val="000000000000" w:firstRow="0" w:lastRow="0" w:firstColumn="0" w:lastColumn="0" w:oddVBand="0" w:evenVBand="0" w:oddHBand="0" w:evenHBand="0" w:firstRowFirstColumn="0" w:firstRowLastColumn="0" w:lastRowFirstColumn="0" w:lastRowLastColumn="0"/>
               <w:rPr>
                 <w:rFonts w:asciiTheme="majorHAnsi" w:hAnsiTheme="majorHAnsi" w:cstheme="majorHAnsi"/>
@@ -6647,7 +6511,6 @@
           <w:p>
             <w:pPr>
               <w:spacing w:line="480" w:lineRule="auto"/>
-              <w:ind w:firstLine="720"/>
               <w:cnfStyle w:val="000000000000" w:firstRow="0" w:lastRow="0" w:firstColumn="0" w:lastColumn="0" w:oddVBand="0" w:evenVBand="0" w:oddHBand="0" w:evenHBand="0" w:firstRowFirstColumn="0" w:firstRowLastColumn="0" w:lastRowFirstColumn="0" w:lastRowLastColumn="0"/>
               <w:rPr>
                 <w:rFonts w:asciiTheme="majorHAnsi" w:hAnsiTheme="majorHAnsi" w:cstheme="majorHAnsi"/>
@@ -6677,7 +6540,6 @@
           <w:p>
             <w:pPr>
               <w:spacing w:line="480" w:lineRule="auto"/>
-              <w:ind w:firstLine="720"/>
               <w:cnfStyle w:val="000000000000" w:firstRow="0" w:lastRow="0" w:firstColumn="0" w:lastColumn="0" w:oddVBand="0" w:evenVBand="0" w:oddHBand="0" w:evenHBand="0" w:firstRowFirstColumn="0" w:firstRowLastColumn="0" w:lastRowFirstColumn="0" w:lastRowLastColumn="0"/>
               <w:rPr>
                 <w:rFonts w:asciiTheme="majorHAnsi" w:hAnsiTheme="majorHAnsi" w:cstheme="majorHAnsi"/>
@@ -6700,7 +6562,6 @@
           <w:p>
             <w:pPr>
               <w:spacing w:line="480" w:lineRule="auto"/>
-              <w:ind w:firstLine="720"/>
               <w:cnfStyle w:val="000000000000" w:firstRow="0" w:lastRow="0" w:firstColumn="0" w:lastColumn="0" w:oddVBand="0" w:evenVBand="0" w:oddHBand="0" w:evenHBand="0" w:firstRowFirstColumn="0" w:firstRowLastColumn="0" w:lastRowFirstColumn="0" w:lastRowLastColumn="0"/>
               <w:rPr>
                 <w:rFonts w:asciiTheme="majorHAnsi" w:hAnsiTheme="majorHAnsi" w:cstheme="majorHAnsi"/>
@@ -6730,7 +6591,6 @@
           <w:p>
             <w:pPr>
               <w:spacing w:line="480" w:lineRule="auto"/>
-              <w:ind w:firstLine="720"/>
               <w:cnfStyle w:val="000000000000" w:firstRow="0" w:lastRow="0" w:firstColumn="0" w:lastColumn="0" w:oddVBand="0" w:evenVBand="0" w:oddHBand="0" w:evenHBand="0" w:firstRowFirstColumn="0" w:firstRowLastColumn="0" w:lastRowFirstColumn="0" w:lastRowLastColumn="0"/>
               <w:rPr>
                 <w:rFonts w:asciiTheme="majorHAnsi" w:hAnsiTheme="majorHAnsi" w:cstheme="majorHAnsi"/>
@@ -6980,7 +6840,6 @@
           <w:sz w:val="22"/>
           <w:szCs w:val="22"/>
         </w:rPr>
-        <w:lastRenderedPageBreak/>
         <w:t>Why Calopeia carries the most safety stock relative to demand</w:t>
       </w:r>
     </w:p>
@@ -7068,7 +6927,15 @@
           <w:rFonts w:asciiTheme="majorHAnsi" w:hAnsiTheme="majorHAnsi" w:cstheme="majorHAnsi"/>
           <w:sz w:val="22"/>
         </w:rPr>
-        <w:t xml:space="preserve"> and drives its safety stock of 470.0 drums, the largest in the network in absolute terms. This is deliberate: Calopeia</w:t>
+        <w:t xml:space="preserve"> and drives its safety stock of </w:t>
+      </w:r>
+      <w:r>
+        <w:rPr>
+          <w:rFonts w:asciiTheme="majorHAnsi" w:hAnsiTheme="majorHAnsi" w:cstheme="majorHAnsi"/>
+          <w:sz w:val="22"/>
+        </w:rPr>
+        <w:lastRenderedPageBreak/>
+        <w:t>470.0 drums, the largest in the network in absolute terms. This is deliberate: Calopeia</w:t>
       </w:r>
       <w:r>
         <w:rPr>
@@ -7228,21 +7095,7 @@
           <w:rFonts w:asciiTheme="majorHAnsi" w:hAnsiTheme="majorHAnsi" w:cstheme="majorHAnsi"/>
           <w:sz w:val="22"/>
         </w:rPr>
-        <w:t xml:space="preserve"> (+</w:t>
-      </w:r>
-      <w:r>
-        <w:rPr>
-          <w:rFonts w:asciiTheme="majorHAnsi" w:hAnsiTheme="majorHAnsi" w:cstheme="majorHAnsi"/>
-          <w:sz w:val="22"/>
-        </w:rPr>
-        <w:t>Entworpe</w:t>
-      </w:r>
-      <w:r>
-        <w:rPr>
-          <w:rFonts w:asciiTheme="majorHAnsi" w:hAnsiTheme="majorHAnsi" w:cstheme="majorHAnsi"/>
-          <w:sz w:val="22"/>
-        </w:rPr>
-        <w:t xml:space="preserve">), </w:t>
+        <w:t xml:space="preserve"> (+Entworpe), </w:t>
       </w:r>
       <w:r>
         <w:rPr>
@@ -7607,15 +7460,7 @@
           <w:rFonts w:asciiTheme="majorHAnsi" w:hAnsiTheme="majorHAnsi" w:cstheme="majorHAnsi"/>
           <w:sz w:val="22"/>
         </w:rPr>
-        <w:t xml:space="preserve">warehouse leg, both truck and mail are </w:t>
-      </w:r>
-      <w:r>
-        <w:rPr>
-          <w:rFonts w:asciiTheme="majorHAnsi" w:hAnsiTheme="majorHAnsi" w:cstheme="majorHAnsi"/>
-          <w:sz w:val="22"/>
-        </w:rPr>
-        <w:lastRenderedPageBreak/>
-        <w:t>technically available, and the decision is to always use truck, because a full 200</w:t>
+        <w:t>warehouse leg, both truck and mail are technically available, and the decision is to always use truck, because a full 200</w:t>
       </w:r>
       <w:r>
         <w:rPr>
@@ -7676,6 +7521,7 @@
           <w:iCs/>
           <w:sz w:val="22"/>
         </w:rPr>
+        <w:lastRenderedPageBreak/>
         <w:t xml:space="preserve">Transportation </w:t>
       </w:r>
       <w:r>
@@ -8423,7 +8269,6 @@
                 <w:color w:val="FFFFFF"/>
                 <w:sz w:val="22"/>
               </w:rPr>
-              <w:lastRenderedPageBreak/>
               <w:t>Cash flow</w:t>
             </w:r>
           </w:p>
@@ -8495,35 +8340,7 @@
                 <w:rFonts w:asciiTheme="majorHAnsi" w:hAnsiTheme="majorHAnsi" w:cstheme="majorHAnsi"/>
                 <w:sz w:val="22"/>
               </w:rPr>
-              <w:t>6</w:t>
-            </w:r>
-            <w:r>
-              <w:rPr>
-                <w:rFonts w:asciiTheme="majorHAnsi" w:hAnsiTheme="majorHAnsi" w:cstheme="majorHAnsi"/>
-                <w:sz w:val="22"/>
-              </w:rPr>
-              <w:t>,</w:t>
-            </w:r>
-            <w:r>
-              <w:rPr>
-                <w:rFonts w:asciiTheme="majorHAnsi" w:hAnsiTheme="majorHAnsi" w:cstheme="majorHAnsi"/>
-                <w:sz w:val="22"/>
-              </w:rPr>
-              <w:t>797</w:t>
-            </w:r>
-            <w:r>
-              <w:rPr>
-                <w:rFonts w:asciiTheme="majorHAnsi" w:hAnsiTheme="majorHAnsi" w:cstheme="majorHAnsi"/>
-                <w:sz w:val="22"/>
-              </w:rPr>
-              <w:t>,</w:t>
-            </w:r>
-            <w:r>
-              <w:rPr>
-                <w:rFonts w:asciiTheme="majorHAnsi" w:hAnsiTheme="majorHAnsi" w:cstheme="majorHAnsi"/>
-                <w:sz w:val="22"/>
-              </w:rPr>
-              <w:t>000</w:t>
+              <w:t>6,797,000</w:t>
             </w:r>
           </w:p>
         </w:tc>
@@ -8642,6 +8459,7 @@
                 <w:rFonts w:asciiTheme="majorHAnsi" w:hAnsiTheme="majorHAnsi" w:cstheme="majorHAnsi"/>
                 <w:sz w:val="22"/>
               </w:rPr>
+              <w:lastRenderedPageBreak/>
               <w:t>Build Sorange &amp; Tyran warehouses</w:t>
             </w:r>
           </w:p>
@@ -9202,15 +9020,7 @@
           <w:rFonts w:asciiTheme="majorHAnsi" w:hAnsiTheme="majorHAnsi" w:cstheme="majorHAnsi"/>
           <w:sz w:val="22"/>
         </w:rPr>
-        <w:t xml:space="preserve">day </w:t>
-      </w:r>
-      <w:r>
-        <w:rPr>
-          <w:rFonts w:asciiTheme="majorHAnsi" w:hAnsiTheme="majorHAnsi" w:cstheme="majorHAnsi"/>
-          <w:sz w:val="22"/>
-        </w:rPr>
-        <w:lastRenderedPageBreak/>
-        <w:t>window for the last batches produced to reach customers before day 1,460, without adding fresh production that would have almost no time left to sell. Each region</w:t>
+        <w:t>day window for the last batches produced to reach customers before day 1,460, without adding fresh production that would have almost no time left to sell. Each region</w:t>
       </w:r>
       <w:r>
         <w:rPr>
@@ -9341,6 +9151,7 @@
           <w:sz w:val="22"/>
           <w:szCs w:val="22"/>
         </w:rPr>
+        <w:lastRenderedPageBreak/>
         <w:t xml:space="preserve">11. Summary Table </w:t>
       </w:r>
       <w:r>
@@ -10052,7 +9863,6 @@
                 <w:rFonts w:asciiTheme="majorHAnsi" w:hAnsiTheme="majorHAnsi" w:cstheme="majorHAnsi"/>
                 <w:sz w:val="22"/>
               </w:rPr>
-              <w:lastRenderedPageBreak/>
               <w:t xml:space="preserve">Build new factory </w:t>
             </w:r>
             <w:r>
@@ -10220,6 +10030,7 @@
                 <w:rFonts w:asciiTheme="majorHAnsi" w:hAnsiTheme="majorHAnsi" w:cstheme="majorHAnsi"/>
                 <w:sz w:val="22"/>
               </w:rPr>
+              <w:lastRenderedPageBreak/>
               <w:t xml:space="preserve">Build new warehouse </w:t>
             </w:r>
             <w:r>

--- a/docs/Jacobs-Industries-Supply-Chain-Report.docx
+++ b/docs/Jacobs-Industries-Supply-Chain-Report.docx
@@ -3461,14 +3461,14 @@
         <w:tblLook w:val="04A0" w:firstRow="1" w:lastRow="0" w:firstColumn="1" w:lastColumn="0" w:noHBand="0" w:noVBand="1"/>
       </w:tblPr>
       <w:tblGrid>
-        <w:gridCol w:w="1186"/>
+        <w:gridCol w:w="1171"/>
         <w:gridCol w:w="1397"/>
-        <w:gridCol w:w="1231"/>
-        <w:gridCol w:w="1374"/>
-        <w:gridCol w:w="1295"/>
-        <w:gridCol w:w="1181"/>
-        <w:gridCol w:w="1451"/>
-        <w:gridCol w:w="1181"/>
+        <w:gridCol w:w="1177"/>
+        <w:gridCol w:w="1341"/>
+        <w:gridCol w:w="1272"/>
+        <w:gridCol w:w="1141"/>
+        <w:gridCol w:w="1430"/>
+        <w:gridCol w:w="1141"/>
       </w:tblGrid>
       <w:tr>
         <w:trPr>
@@ -4751,12 +4751,12 @@
         <w:tblLook w:val="04A0" w:firstRow="1" w:lastRow="0" w:firstColumn="1" w:lastColumn="0" w:noHBand="0" w:noVBand="1"/>
       </w:tblPr>
       <w:tblGrid>
-        <w:gridCol w:w="1392"/>
-        <w:gridCol w:w="1434"/>
-        <w:gridCol w:w="1775"/>
-        <w:gridCol w:w="1746"/>
-        <w:gridCol w:w="1795"/>
-        <w:gridCol w:w="2154"/>
+        <w:gridCol w:w="1372"/>
+        <w:gridCol w:w="1431"/>
+        <w:gridCol w:w="1731"/>
+        <w:gridCol w:w="1690"/>
+        <w:gridCol w:w="1760"/>
+        <w:gridCol w:w="2086"/>
       </w:tblGrid>
       <w:tr>
         <w:trPr>
@@ -5873,12 +5873,12 @@
         <w:tblLook w:val="04A0" w:firstRow="1" w:lastRow="0" w:firstColumn="1" w:lastColumn="0" w:noHBand="0" w:noVBand="1"/>
       </w:tblPr>
       <w:tblGrid>
-        <w:gridCol w:w="2304"/>
-        <w:gridCol w:w="1584"/>
-        <w:gridCol w:w="1728"/>
-        <w:gridCol w:w="1728"/>
-        <w:gridCol w:w="1440"/>
-        <w:gridCol w:w="1296"/>
+        <w:gridCol w:w="2301"/>
+        <w:gridCol w:w="1583"/>
+        <w:gridCol w:w="1726"/>
+        <w:gridCol w:w="1726"/>
+        <w:gridCol w:w="1439"/>
+        <w:gridCol w:w="1295"/>
       </w:tblGrid>
       <w:tr>
         <w:trPr>
